--- a/static/files/16-HUGO Gavroche sulle barricate di Parigi.docx
+++ b/static/files/16-HUGO Gavroche sulle barricate di Parigi.docx
@@ -155,6 +155,7 @@
         <w:t>Gavroche: l’innocente vittima dell’ingiustizia sociale.</w:t>
       </w:r>
     </w:p>
+    <w:p/>
     <w:p/>
     <w:p/>
     <w:p>
@@ -510,7 +511,16 @@
         <w:jc w:val="both"/>
       </w:pPr>
       <w:r>
-        <w:t xml:space="preserve">Man mano che il piccolo </w:t>
+        <w:t>A m</w:t>
+      </w:r>
+      <w:r>
+        <w:t>an</w:t>
+      </w:r>
+      <w:r>
+        <w:t>o a</w:t>
+      </w:r>
+      <w:r>
+        <w:t xml:space="preserve"> mano che il piccolo </w:t>
       </w:r>
       <w:r>
         <w:t xml:space="preserve">ribelle </w:t>
@@ -749,10 +759,13 @@
         <w:t>azione generosa</w:t>
       </w:r>
       <w:r>
-        <w:t xml:space="preserve"> non troverà alcuna riconoscenza da parte dell’altolocata famiglia </w:t>
-      </w:r>
-      <w:r>
-        <w:t xml:space="preserve">del nonno </w:t>
+        <w:t xml:space="preserve"> non troverà alcuna riconoscenza da parte </w:t>
+      </w:r>
+      <w:r>
+        <w:t xml:space="preserve">del ricco </w:t>
+      </w:r>
+      <w:r>
+        <w:t xml:space="preserve">nonno </w:t>
       </w:r>
       <w:r>
         <w:t xml:space="preserve">di lui, a cui ha restituito il </w:t>
@@ -883,17 +896,29 @@
         <w:t>la povertà</w:t>
       </w:r>
       <w:r>
-        <w:t xml:space="preserve"> e </w:t>
-      </w:r>
-      <w:r>
-        <w:rPr>
-          <w:i/>
-          <w:iCs/>
-        </w:rPr>
-        <w:t xml:space="preserve">l’ignoranza </w:t>
-      </w:r>
-      <w:r>
-        <w:t xml:space="preserve">una colpa da addebitare agli stessi diseredati. Per lui </w:t>
+        <w:t xml:space="preserve"> </w:t>
+      </w:r>
+      <w:r>
+        <w:t xml:space="preserve">e </w:t>
+      </w:r>
+      <w:r>
+        <w:rPr>
+          <w:i/>
+          <w:iCs/>
+        </w:rPr>
+        <w:t>l’ignoranza</w:t>
+      </w:r>
+      <w:r>
+        <w:t xml:space="preserve"> </w:t>
+      </w:r>
+      <w:r>
+        <w:t>colp</w:t>
+      </w:r>
+      <w:r>
+        <w:t>e</w:t>
+      </w:r>
+      <w:r>
+        <w:t xml:space="preserve"> da addebitare agli stessi diseredati. Per lui </w:t>
       </w:r>
       <w:r>
         <w:rPr>
@@ -941,25 +966,22 @@
         <w:pStyle w:val="Paragrafoelenco"/>
         <w:jc w:val="both"/>
       </w:pPr>
-    </w:p>
-    <w:p>
-      <w:pPr>
-        <w:pStyle w:val="Paragrafoelenco"/>
-        <w:jc w:val="both"/>
-        <w:rPr>
-          <w:b/>
-          <w:bCs/>
-        </w:rPr>
-      </w:pPr>
+      <w:r>
+        <w:rPr>
+          <w:b/>
+          <w:bCs/>
+        </w:rPr>
+        <w:t xml:space="preserve">                                                                                                                                             </w:t>
+      </w:r>
+      <w:r>
+        <w:rPr>
+          <w:b/>
+          <w:bCs/>
+        </w:rPr>
+        <w:t>p. 1</w:t>
+      </w:r>
       <w:r>
         <w:t xml:space="preserve">                                                                                                                                            </w:t>
-      </w:r>
-      <w:r>
-        <w:rPr>
-          <w:b/>
-          <w:bCs/>
-        </w:rPr>
-        <w:t>p. 1</w:t>
       </w:r>
     </w:p>
     <w:p>
@@ -1015,7 +1037,23 @@
           <w:i/>
           <w:iCs/>
         </w:rPr>
-        <w:t xml:space="preserve"> un vecchio quartiere popolare nel centro di Parigi</w:t>
+        <w:t xml:space="preserve"> </w:t>
+      </w:r>
+      <w:r>
+        <w:rPr>
+          <w:b/>
+          <w:bCs/>
+        </w:rPr>
+        <w:t>un</w:t>
+      </w:r>
+      <w:r>
+        <w:rPr>
+          <w:b/>
+          <w:bCs/>
+          <w:i/>
+          <w:iCs/>
+        </w:rPr>
+        <w:t xml:space="preserve"> vecchio quartiere popolare nel centro di Parigi</w:t>
       </w:r>
       <w:r>
         <w:rPr>
@@ -1585,6 +1623,15 @@
         <w:rPr>
           <w:b/>
           <w:bCs/>
+          <w:i/>
+          <w:iCs/>
+        </w:rPr>
+        <w:t>,</w:t>
+      </w:r>
+      <w:r>
+        <w:rPr>
+          <w:b/>
+          <w:bCs/>
         </w:rPr>
         <w:t xml:space="preserve"> che, dipanandosi in diverse direzioni, va a comporre un grande affresco di Storia contemporanea. </w:t>
       </w:r>
@@ -1657,10 +1704,31 @@
         <w:t>,</w:t>
       </w:r>
       <w:r>
-        <w:t xml:space="preserve"> Hugo fa emergere agli occhi della borghesia francese ciò che la propria coscienza ha rimosso e le ricorda che i miserabili non sono “scarti sociali”, ma esseri umani abbruttiti dalle loro stesse condizioni di vita</w:t>
+        <w:t xml:space="preserve"> Hugo </w:t>
+      </w:r>
+      <w:r>
+        <w:t xml:space="preserve">mette la </w:t>
+      </w:r>
+      <w:r>
+        <w:t xml:space="preserve">borghesia francese </w:t>
+      </w:r>
+      <w:r>
+        <w:t xml:space="preserve">di fronte a </w:t>
+      </w:r>
+      <w:r>
+        <w:t>ciò che la propria coscienza ha rimosso e le ricorda che i miserabili non sono “scarti sociali”, ma esseri umani abbruttiti dalle loro stesse condizioni di vita</w:t>
       </w:r>
       <w:r>
         <w:t>.</w:t>
+      </w:r>
+    </w:p>
+    <w:p>
+      <w:pPr>
+        <w:pStyle w:val="Paragrafoelenco"/>
+        <w:jc w:val="both"/>
+      </w:pPr>
+      <w:r>
+        <w:t xml:space="preserve">                                                                                                                                             </w:t>
       </w:r>
     </w:p>
     <w:p>
@@ -1846,7 +1914,22 @@
         <w:t>il sottosuolo della vita</w:t>
       </w:r>
       <w:r>
-        <w:t>, dove i resti di esistenz</w:t>
+        <w:t>.</w:t>
+      </w:r>
+      <w:r>
+        <w:t xml:space="preserve"> </w:t>
+      </w:r>
+    </w:p>
+    <w:p>
+      <w:pPr>
+        <w:pStyle w:val="Paragrafoelenco"/>
+        <w:jc w:val="both"/>
+      </w:pPr>
+      <w:r>
+        <w:t xml:space="preserve">In essa, </w:t>
+      </w:r>
+      <w:r>
+        <w:t>i resti di esistenz</w:t>
       </w:r>
       <w:r>
         <w:t>e</w:t>
@@ -1936,7 +2019,14 @@
           <w:b/>
           <w:bCs/>
         </w:rPr>
-        <w:t>Infatti, la missione del</w:t>
+        <w:t>L</w:t>
+      </w:r>
+      <w:r>
+        <w:rPr>
+          <w:b/>
+          <w:bCs/>
+        </w:rPr>
+        <w:t>a missione del</w:t>
       </w:r>
       <w:r>
         <w:rPr>
@@ -1982,7 +2072,21 @@
           <w:b/>
           <w:bCs/>
         </w:rPr>
-        <w:t xml:space="preserve"> L’attenzione ai diseredati, partecipata e commossa, è inquadrata all’interno della visione</w:t>
+        <w:t xml:space="preserve"> L’attenzione ai diseredati, partecipata e commossa, è inquadrata </w:t>
+      </w:r>
+      <w:r>
+        <w:rPr>
+          <w:b/>
+          <w:bCs/>
+        </w:rPr>
+        <w:t xml:space="preserve">però </w:t>
+      </w:r>
+      <w:r>
+        <w:rPr>
+          <w:b/>
+          <w:bCs/>
+        </w:rPr>
+        <w:t>all’interno della visione</w:t>
       </w:r>
       <w:r>
         <w:rPr>
@@ -2234,7 +2338,25 @@
         <w:t>una fabbrica</w:t>
       </w:r>
       <w:r>
-        <w:t xml:space="preserve"> a Montreil - su – Mer e si dà a opere di carità. S</w:t>
+        <w:t xml:space="preserve"> a </w:t>
+      </w:r>
+      <w:r>
+        <w:t>Montreuil</w:t>
+      </w:r>
+      <w:r>
+        <w:t xml:space="preserve"> - su</w:t>
+      </w:r>
+      <w:r>
+        <w:t>r</w:t>
+      </w:r>
+      <w:r>
+        <w:t xml:space="preserve"> </w:t>
+      </w:r>
+      <w:r>
+        <w:t>-</w:t>
+      </w:r>
+      <w:r>
+        <w:t xml:space="preserve"> Mer e si dà a opere di carità. S</w:t>
       </w:r>
       <w:r>
         <w:t xml:space="preserve">i prende cura </w:t>
@@ -2316,9 +2438,68 @@
     </w:p>
     <w:p>
       <w:pPr>
+        <w:jc w:val="both"/>
+      </w:pPr>
+    </w:p>
+    <w:p>
+      <w:pPr>
         <w:pStyle w:val="Paragrafoelenco"/>
         <w:jc w:val="both"/>
-      </w:pPr>
+        <w:rPr>
+          <w:i/>
+          <w:iCs/>
+        </w:rPr>
+      </w:pPr>
+      <w:r>
+        <w:t>Pagina dopo pagina</w:t>
+      </w:r>
+      <w:r>
+        <w:t xml:space="preserve">, </w:t>
+      </w:r>
+      <w:r>
+        <w:rPr>
+          <w:i/>
+          <w:iCs/>
+        </w:rPr>
+        <w:t xml:space="preserve">Hugo fa toccare con mano al lettore il peso che i condizionamenti </w:t>
+      </w:r>
+      <w:r>
+        <w:rPr>
+          <w:i/>
+          <w:iCs/>
+        </w:rPr>
+        <w:t xml:space="preserve">economici </w:t>
+      </w:r>
+      <w:r>
+        <w:rPr>
+          <w:i/>
+          <w:iCs/>
+        </w:rPr>
+        <w:t>hanno sul destino degli individui</w:t>
+      </w:r>
+      <w:r>
+        <w:t>, anticipando le posizioni del romanzo realista e naturalista</w:t>
+      </w:r>
+      <w:r>
+        <w:t>,</w:t>
+      </w:r>
+      <w:r>
+        <w:t xml:space="preserve"> e al tempo stesso </w:t>
+      </w:r>
+      <w:r>
+        <w:rPr>
+          <w:i/>
+          <w:iCs/>
+        </w:rPr>
+        <w:t>denuncia l’involuzione della borghesia francese</w:t>
+      </w:r>
+      <w:r>
+        <w:rPr>
+          <w:i/>
+          <w:iCs/>
+        </w:rPr>
+        <w:t>.</w:t>
+      </w:r>
     </w:p>
     <w:p>
       <w:pPr>
@@ -2326,6 +2507,83 @@
         <w:jc w:val="both"/>
       </w:pPr>
       <w:r>
+        <w:t xml:space="preserve">Abbandonato l’originario slancio idealista e antitradizionalista, che </w:t>
+      </w:r>
+      <w:r>
+        <w:t xml:space="preserve">nell’89 </w:t>
+      </w:r>
+      <w:r>
+        <w:t xml:space="preserve">l’aveva portata ad abbattere la </w:t>
+      </w:r>
+      <w:r>
+        <w:rPr>
+          <w:i/>
+          <w:iCs/>
+        </w:rPr>
+        <w:t>società degli ordini</w:t>
+      </w:r>
+      <w:r>
+        <w:t xml:space="preserve"> (</w:t>
+      </w:r>
+      <w:r>
+        <w:t>C</w:t>
+      </w:r>
+      <w:r>
+        <w:t>lero</w:t>
+      </w:r>
+      <w:r>
+        <w:t>,</w:t>
+      </w:r>
+      <w:r>
+        <w:t xml:space="preserve"> </w:t>
+      </w:r>
+      <w:r>
+        <w:t>N</w:t>
+      </w:r>
+      <w:r>
+        <w:t>obiltà</w:t>
+      </w:r>
+      <w:r>
+        <w:t>,</w:t>
+      </w:r>
+      <w:r>
+        <w:t xml:space="preserve"> </w:t>
+      </w:r>
+      <w:r>
+        <w:t>Terzo Stato</w:t>
+      </w:r>
+      <w:r>
+        <w:t xml:space="preserve">), ora sta ripiegando su posizioni grette e conformiste, a tutela degli </w:t>
+      </w:r>
+      <w:r>
+        <w:t xml:space="preserve">interessi </w:t>
+      </w:r>
+      <w:r>
+        <w:t xml:space="preserve">delle </w:t>
+      </w:r>
+      <w:r>
+        <w:rPr>
+          <w:i/>
+          <w:iCs/>
+        </w:rPr>
+        <w:t>nuove dinastie del denaro</w:t>
+      </w:r>
+      <w:r>
+        <w:t>.</w:t>
+      </w:r>
+    </w:p>
+    <w:p>
+      <w:pPr>
+        <w:pStyle w:val="Paragrafoelenco"/>
+        <w:jc w:val="both"/>
+      </w:pPr>
+    </w:p>
+    <w:p>
+      <w:pPr>
+        <w:pStyle w:val="Paragrafoelenco"/>
+        <w:jc w:val="both"/>
+      </w:pPr>
+      <w:r>
         <w:t xml:space="preserve">Da questa vicenda l’autore deduce implicitamente </w:t>
       </w:r>
       <w:r>
@@ -2361,14 +2619,7 @@
           <w:i/>
           <w:iCs/>
         </w:rPr>
-        <w:t xml:space="preserve">incapace di svolgere un ruolo di </w:t>
-      </w:r>
-      <w:r>
-        <w:rPr>
-          <w:i/>
-          <w:iCs/>
-        </w:rPr>
-        <w:t>mediazione tra le</w:t>
+        <w:t>incapace di svolgere un ruolo di mediazione tra le</w:t>
       </w:r>
       <w:r>
         <w:t xml:space="preserve"> </w:t>
@@ -2381,176 +2632,44 @@
         <w:t>classi sociali</w:t>
       </w:r>
       <w:r>
-        <w:t>: infatti,</w:t>
-      </w:r>
-      <w:r>
-        <w:t xml:space="preserve"> si è schierat</w:t>
-      </w:r>
-      <w:r>
-        <w:t>a</w:t>
-      </w:r>
-      <w:r>
-        <w:t xml:space="preserve"> con i ceti più forti, soffocando nel sangue le proteste di quelli più deboli.</w:t>
+        <w:t>: infatti, si è schierata con i ceti più forti, soffocando nel sangue le proteste di quelli più deboli.</w:t>
       </w:r>
     </w:p>
     <w:p>
       <w:pPr>
         <w:pStyle w:val="Paragrafoelenco"/>
         <w:jc w:val="both"/>
+        <w:rPr>
+          <w:b/>
+          <w:bCs/>
+        </w:rPr>
       </w:pPr>
     </w:p>
     <w:p>
       <w:pPr>
         <w:pStyle w:val="Paragrafoelenco"/>
         <w:jc w:val="both"/>
-        <w:rPr>
-          <w:i/>
-          <w:iCs/>
-        </w:rPr>
-      </w:pPr>
-      <w:r>
-        <w:t>Pagina dopo pagina</w:t>
-      </w:r>
-      <w:r>
-        <w:t xml:space="preserve">, </w:t>
-      </w:r>
-      <w:r>
-        <w:rPr>
-          <w:i/>
-          <w:iCs/>
-        </w:rPr>
-        <w:t xml:space="preserve">Hugo fa toccare con mano al lettore il peso che i condizionamenti </w:t>
-      </w:r>
-      <w:r>
-        <w:rPr>
-          <w:i/>
-          <w:iCs/>
-        </w:rPr>
-        <w:t xml:space="preserve">economici </w:t>
-      </w:r>
-      <w:r>
-        <w:rPr>
-          <w:i/>
-          <w:iCs/>
-        </w:rPr>
-        <w:t>hanno sul destino degli individui</w:t>
-      </w:r>
-      <w:r>
-        <w:t>, anticipando le posizioni del romanzo realista e naturalista</w:t>
-      </w:r>
-      <w:r>
-        <w:t>,</w:t>
-      </w:r>
-      <w:r>
-        <w:t xml:space="preserve"> e al tempo stesso </w:t>
-      </w:r>
-      <w:r>
-        <w:rPr>
-          <w:i/>
-          <w:iCs/>
-        </w:rPr>
-        <w:t>denuncia l’involuzione della borghesia francese</w:t>
-      </w:r>
-      <w:r>
-        <w:rPr>
-          <w:i/>
-          <w:iCs/>
-        </w:rPr>
-        <w:t>.</w:t>
-      </w:r>
-    </w:p>
-    <w:p>
-      <w:pPr>
-        <w:pStyle w:val="Paragrafoelenco"/>
-        <w:jc w:val="both"/>
-      </w:pPr>
-      <w:r>
-        <w:t xml:space="preserve">Abbandonato l’originario slancio idealista e antitradizionalista, che </w:t>
-      </w:r>
-      <w:r>
-        <w:t xml:space="preserve">nell’89 </w:t>
-      </w:r>
-      <w:r>
-        <w:t xml:space="preserve">l’aveva portata ad abbattere la </w:t>
-      </w:r>
-      <w:r>
-        <w:rPr>
-          <w:i/>
-          <w:iCs/>
-        </w:rPr>
-        <w:t>società degli ordini</w:t>
-      </w:r>
-      <w:r>
-        <w:t xml:space="preserve"> (</w:t>
-      </w:r>
-      <w:r>
-        <w:t>C</w:t>
-      </w:r>
-      <w:r>
-        <w:t>lero</w:t>
-      </w:r>
-      <w:r>
-        <w:t>,</w:t>
-      </w:r>
-      <w:r>
-        <w:t xml:space="preserve"> </w:t>
-      </w:r>
-      <w:r>
-        <w:t>N</w:t>
-      </w:r>
-      <w:r>
-        <w:t>obiltà</w:t>
-      </w:r>
-      <w:r>
-        <w:t>,</w:t>
-      </w:r>
-      <w:r>
-        <w:t xml:space="preserve"> </w:t>
-      </w:r>
-      <w:r>
-        <w:t>Terzo Stato</w:t>
-      </w:r>
-      <w:r>
-        <w:t xml:space="preserve">), ora sta ripiegando su posizioni grette e conformiste, a tutela degli </w:t>
-      </w:r>
-      <w:r>
-        <w:t xml:space="preserve">interessi </w:t>
-      </w:r>
-      <w:r>
-        <w:t xml:space="preserve">delle </w:t>
-      </w:r>
-      <w:r>
-        <w:rPr>
-          <w:i/>
-          <w:iCs/>
-        </w:rPr>
-        <w:t>nuove dinastie del denaro</w:t>
-      </w:r>
-      <w:r>
-        <w:t>.</w:t>
-      </w:r>
-    </w:p>
-    <w:p>
-      <w:pPr>
-        <w:pStyle w:val="Paragrafoelenco"/>
-        <w:jc w:val="both"/>
-        <w:rPr>
-          <w:b/>
-          <w:bCs/>
-        </w:rPr>
-      </w:pPr>
-    </w:p>
-    <w:p>
-      <w:pPr>
-        <w:pStyle w:val="Paragrafoelenco"/>
-        <w:jc w:val="both"/>
-      </w:pPr>
-      <w:r>
-        <w:rPr>
-          <w:b/>
-          <w:bCs/>
-        </w:rPr>
-        <w:t xml:space="preserve">                                                                                                                                             p. 4                                                                                   </w:t>
+      </w:pPr>
+      <w:r>
+        <w:rPr>
+          <w:b/>
+          <w:bCs/>
+        </w:rPr>
+        <w:t xml:space="preserve">                                                                                                                                             p. </w:t>
+      </w:r>
+      <w:r>
+        <w:rPr>
+          <w:b/>
+          <w:bCs/>
+        </w:rPr>
+        <w:t>3</w:t>
+      </w:r>
+      <w:r>
+        <w:rPr>
+          <w:b/>
+          <w:bCs/>
+        </w:rPr>
+        <w:t xml:space="preserve">                                                                                   </w:t>
       </w:r>
     </w:p>
     <w:p>
@@ -2577,7 +2696,18 @@
         <w:t xml:space="preserve"> </w:t>
       </w:r>
       <w:r>
-        <w:t>REPUBBLICA</w:t>
+        <w:rPr>
+          <w:i/>
+          <w:iCs/>
+        </w:rPr>
+        <w:t>R</w:t>
+      </w:r>
+      <w:r>
+        <w:rPr>
+          <w:i/>
+          <w:iCs/>
+        </w:rPr>
+        <w:t>epubblica</w:t>
       </w:r>
       <w:r>
         <w:rPr>
@@ -2624,7 +2754,10 @@
         <w:t>diventa santa</w:t>
       </w:r>
       <w:r>
-        <w:t>; che gl’indimenticabili personaggi di Hugo si trasformano nei nuovi martiri della nuova religione del Progresso</w:t>
+        <w:t xml:space="preserve">; che gl’indimenticabili personaggi di Hugo si trasformano nei nuovi martiri della nuova religione del </w:t>
+      </w:r>
+      <w:r>
+        <w:t>PROGRESSO</w:t>
       </w:r>
       <w:r>
         <w:t>.</w:t>
@@ -2649,14 +2782,6 @@
           <w:bCs/>
         </w:rPr>
         <w:t xml:space="preserve">                                                                    </w:t>
-      </w:r>
-    </w:p>
-    <w:p>
-      <w:pPr>
-        <w:jc w:val="both"/>
-      </w:pPr>
-      <w:r>
-        <w:t xml:space="preserve">           </w:t>
       </w:r>
     </w:p>
     <w:p>
@@ -2676,7 +2801,14 @@
           <w:b/>
           <w:bCs/>
         </w:rPr>
-        <w:t>p. 5</w:t>
+        <w:t xml:space="preserve">p. </w:t>
+      </w:r>
+      <w:r>
+        <w:rPr>
+          <w:b/>
+          <w:bCs/>
+        </w:rPr>
+        <w:t>4</w:t>
       </w:r>
     </w:p>
     <w:p>
@@ -2693,6 +2825,16 @@
           <w:szCs w:val="20"/>
         </w:rPr>
       </w:pPr>
+    </w:p>
+    <w:p>
+      <w:pPr>
+        <w:ind w:firstLine="708"/>
+        <w:jc w:val="both"/>
+        <w:rPr>
+          <w:sz w:val="20"/>
+          <w:szCs w:val="20"/>
+        </w:rPr>
+      </w:pPr>
       <w:r>
         <w:rPr>
           <w:sz w:val="20"/>
@@ -2721,6 +2863,14 @@
         <w:rPr>
           <w:sz w:val="20"/>
           <w:szCs w:val="20"/>
+          <w:vertAlign w:val="superscript"/>
+        </w:rPr>
+        <w:t>1</w:t>
+      </w:r>
+      <w:r>
+        <w:rPr>
+          <w:sz w:val="20"/>
+          <w:szCs w:val="20"/>
         </w:rPr>
         <w:t>Marius Pontmercy è allevato dal nonno materno, un borghese</w:t>
       </w:r>
@@ -2787,7 +2937,21 @@
           <w:sz w:val="20"/>
           <w:szCs w:val="20"/>
         </w:rPr>
-        <w:t>Gavroche e la sorella maggiore Eponina, invece, sono figli dei Thénardier, una coppia di cinici locandieri che avevano trattato come schiava Cosette, prima che Valjean la riscattasse, dietro il pagamento di una forte somma di denaro. A differenza dei genitori, mostrano una grande generosità, dovuta allo slancio della loro giovinezza.</w:t>
+        <w:t>Gavroche e la sorella maggiore Eponina</w:t>
+      </w:r>
+      <w:r>
+        <w:rPr>
+          <w:sz w:val="20"/>
+          <w:szCs w:val="20"/>
+        </w:rPr>
+        <w:t xml:space="preserve"> </w:t>
+      </w:r>
+      <w:r>
+        <w:rPr>
+          <w:sz w:val="20"/>
+          <w:szCs w:val="20"/>
+        </w:rPr>
+        <w:t>sono figli dei Thénardier, una coppia di cinici locandieri che avevano trattato come schiava Cosette, prima che Valjean la riscattasse, dietro il pagamento di una forte somma di denaro. A differenza dei genitori, mostrano una grande generosità, dovuta allo slancio della loro giovinezza.</w:t>
       </w:r>
     </w:p>
     <w:p>
@@ -2864,7 +3028,21 @@
           <w:sz w:val="20"/>
           <w:szCs w:val="20"/>
         </w:rPr>
-        <w:t xml:space="preserve">Il </w:t>
+        <w:t xml:space="preserve">Le previsioni di Hugo non tardano ad avverarsi. </w:t>
+      </w:r>
+      <w:r>
+        <w:rPr>
+          <w:sz w:val="20"/>
+          <w:szCs w:val="20"/>
+        </w:rPr>
+        <w:t>Il</w:t>
+      </w:r>
+      <w:r>
+        <w:rPr>
+          <w:sz w:val="20"/>
+          <w:szCs w:val="20"/>
+        </w:rPr>
+        <w:t xml:space="preserve"> </w:t>
       </w:r>
       <w:r>
         <w:rPr>
@@ -2910,14 +3088,14 @@
           <w:sz w:val="20"/>
           <w:szCs w:val="20"/>
         </w:rPr>
-        <w:t xml:space="preserve"> di lì a poco</w:t>
-      </w:r>
-      <w:r>
-        <w:rPr>
-          <w:sz w:val="20"/>
-          <w:szCs w:val="20"/>
-        </w:rPr>
-        <w:t xml:space="preserve"> incend</w:t>
+        <w:t xml:space="preserve"> </w:t>
+      </w:r>
+      <w:r>
+        <w:rPr>
+          <w:sz w:val="20"/>
+          <w:szCs w:val="20"/>
+        </w:rPr>
+        <w:t>incend</w:t>
       </w:r>
       <w:r>
         <w:rPr>
@@ -2962,16 +3140,23 @@
           <w:sz w:val="20"/>
           <w:szCs w:val="20"/>
         </w:rPr>
-        <w:t>Accanto all’</w:t>
-      </w:r>
-      <w:r>
-        <w:rPr>
-          <w:i/>
-          <w:iCs/>
-          <w:sz w:val="20"/>
-          <w:szCs w:val="20"/>
-        </w:rPr>
-        <w:t>umanesimo</w:t>
+        <w:t xml:space="preserve">Ma, </w:t>
+      </w:r>
+      <w:r>
+        <w:rPr>
+          <w:sz w:val="20"/>
+          <w:szCs w:val="20"/>
+        </w:rPr>
+        <w:t xml:space="preserve">l’elezione di </w:t>
+      </w:r>
+      <w:r>
+        <w:rPr>
+          <w:b/>
+          <w:bCs/>
+          <w:sz w:val="20"/>
+          <w:szCs w:val="20"/>
+        </w:rPr>
+        <w:t>Napoleone III</w:t>
       </w:r>
       <w:r>
         <w:rPr>
@@ -2982,96 +3167,6 @@
       </w:r>
       <w:r>
         <w:rPr>
-          <w:i/>
-          <w:iCs/>
-          <w:sz w:val="20"/>
-          <w:szCs w:val="20"/>
-        </w:rPr>
-        <w:t>romantico</w:t>
-      </w:r>
-      <w:r>
-        <w:rPr>
-          <w:sz w:val="20"/>
-          <w:szCs w:val="20"/>
-        </w:rPr>
-        <w:t>, coi suoi ideali libertari</w:t>
-      </w:r>
-      <w:r>
-        <w:rPr>
-          <w:sz w:val="20"/>
-          <w:szCs w:val="20"/>
-        </w:rPr>
-        <w:t xml:space="preserve"> e </w:t>
-      </w:r>
-      <w:r>
-        <w:rPr>
-          <w:sz w:val="20"/>
-          <w:szCs w:val="20"/>
-        </w:rPr>
-        <w:t>democratici</w:t>
-      </w:r>
-      <w:r>
-        <w:rPr>
-          <w:sz w:val="20"/>
-          <w:szCs w:val="20"/>
-        </w:rPr>
-        <w:t>, a Parigi cominc</w:t>
-      </w:r>
-      <w:r>
-        <w:rPr>
-          <w:sz w:val="20"/>
-          <w:szCs w:val="20"/>
-        </w:rPr>
-        <w:t>iano</w:t>
-      </w:r>
-      <w:r>
-        <w:rPr>
-          <w:sz w:val="20"/>
-          <w:szCs w:val="20"/>
-        </w:rPr>
-        <w:t xml:space="preserve"> a circolare anche le prime </w:t>
-      </w:r>
-      <w:r>
-        <w:rPr>
-          <w:i/>
-          <w:iCs/>
-          <w:sz w:val="20"/>
-          <w:szCs w:val="20"/>
-        </w:rPr>
-        <w:t>idee socialiste</w:t>
-      </w:r>
-      <w:r>
-        <w:rPr>
-          <w:sz w:val="20"/>
-          <w:szCs w:val="20"/>
-        </w:rPr>
-        <w:t xml:space="preserve">. Ma, </w:t>
-      </w:r>
-      <w:r>
-        <w:rPr>
-          <w:sz w:val="20"/>
-          <w:szCs w:val="20"/>
-        </w:rPr>
-        <w:t xml:space="preserve">l’elezione di </w:t>
-      </w:r>
-      <w:r>
-        <w:rPr>
-          <w:b/>
-          <w:bCs/>
-          <w:sz w:val="20"/>
-          <w:szCs w:val="20"/>
-        </w:rPr>
-        <w:t>Napoleone III</w:t>
-      </w:r>
-      <w:r>
-        <w:rPr>
-          <w:sz w:val="20"/>
-          <w:szCs w:val="20"/>
-        </w:rPr>
-        <w:t xml:space="preserve"> </w:t>
-      </w:r>
-      <w:r>
-        <w:rPr>
           <w:sz w:val="20"/>
           <w:szCs w:val="20"/>
         </w:rPr>
@@ -3197,6 +3292,7 @@
       </w:pPr>
     </w:p>
     <w:sectPr>
+      <w:headerReference w:type="default" r:id="rId8"/>
       <w:pgSz w:w="11906" w:h="16838"/>
       <w:pgMar w:top="1417" w:right="1134" w:bottom="1134" w:left="1134" w:header="708" w:footer="708" w:gutter="0"/>
       <w:pgBorders w:offsetFrom="page">
@@ -3210,6 +3306,97 @@
     </w:sectPr>
   </w:body>
 </w:document>
+</file>
+
+<file path=word/endnotes.xml><?xml version="1.0" encoding="utf-8"?>
+<w:endnotes xmlns:wpc="http://schemas.microsoft.com/office/word/2010/wordprocessingCanvas" xmlns:cx="http://schemas.microsoft.com/office/drawing/2014/chartex" xmlns:cx1="http://schemas.microsoft.com/office/drawing/2015/9/8/chartex" xmlns:cx2="http://schemas.microsoft.com/office/drawing/2015/10/21/chartex" xmlns:cx3="http://schemas.microsoft.com/office/drawing/2016/5/9/chartex" xmlns:cx4="http://schemas.microsoft.com/office/drawing/2016/5/10/chartex" xmlns:cx5="http://schemas.microsoft.com/office/drawing/2016/5/11/chartex" xmlns:cx6="http://schemas.microsoft.com/office/drawing/2016/5/12/chartex" xmlns:cx7="http://schemas.microsoft.com/office/drawing/2016/5/13/chartex" xmlns:cx8="http://schemas.microsoft.com/office/drawing/2016/5/14/chartex" xmlns:mc="http://schemas.openxmlformats.org/markup-compatibility/2006" xmlns:aink="http://schemas.microsoft.com/office/drawing/2016/ink" xmlns:am3d="http://schemas.microsoft.com/office/drawing/2017/model3d" xmlns:o="urn:schemas-microsoft-com:office:office" xmlns:oel="http://schemas.microsoft.com/office/2019/extlst" xmlns:r="http://schemas.openxmlformats.org/officeDocument/2006/relationships" xmlns:m="http://schemas.openxmlformats.org/officeDocument/2006/math" xmlns:v="urn:schemas-microsoft-com:vml" xmlns:wp14="http://schemas.microsoft.com/office/word/2010/wordprocessingDrawing" xmlns:wp="http://schemas.openxmlformats.org/drawingml/2006/wordprocessingDrawing" xmlns:w10="urn:schemas-microsoft-com:office:word" xmlns:w="http://schemas.openxmlformats.org/wordprocessingml/2006/main" xmlns:w14="http://schemas.microsoft.com/office/word/2010/wordml" xmlns:w15="http://schemas.microsoft.com/office/word/2012/wordml" xmlns:w16cex="http://schemas.microsoft.com/office/word/2018/wordml/cex" xmlns:w16cid="http://schemas.microsoft.com/office/word/2016/wordml/cid" xmlns:w16="http://schemas.microsoft.com/office/word/2018/wordml" xmlns:w16du="http://schemas.microsoft.com/office/word/2023/wordml/word16du" xmlns:w16sdtdh="http://schemas.microsoft.com/office/word/2020/wordml/sdtdatahash" xmlns:w16sdtfl="http://schemas.microsoft.com/office/word/2024/wordml/sdtformatlock" xmlns:w16se="http://schemas.microsoft.com/office/word/2015/wordml/symex" xmlns:wpg="http://schemas.microsoft.com/office/word/2010/wordprocessingGroup" xmlns:wpi="http://schemas.microsoft.com/office/word/2010/wordprocessingInk" xmlns:wne="http://schemas.microsoft.com/office/word/2006/wordml" xmlns:wps="http://schemas.microsoft.com/office/word/2010/wordprocessingShape" mc:Ignorable="w14 w15 w16se w16cid w16 w16cex w16sdtdh w16sdtfl w16du wp14">
+  <w:endnote w:type="separator" w:id="-1">
+    <w:p>
+      <w:r>
+        <w:separator/>
+      </w:r>
+    </w:p>
+  </w:endnote>
+  <w:endnote w:type="continuationSeparator" w:id="0">
+    <w:p>
+      <w:r>
+        <w:continuationSeparator/>
+      </w:r>
+    </w:p>
+  </w:endnote>
+</w:endnotes>
+</file>
+
+<file path=word/footnotes.xml><?xml version="1.0" encoding="utf-8"?>
+<w:footnotes xmlns:wpc="http://schemas.microsoft.com/office/word/2010/wordprocessingCanvas" xmlns:cx="http://schemas.microsoft.com/office/drawing/2014/chartex" xmlns:cx1="http://schemas.microsoft.com/office/drawing/2015/9/8/chartex" xmlns:cx2="http://schemas.microsoft.com/office/drawing/2015/10/21/chartex" xmlns:cx3="http://schemas.microsoft.com/office/drawing/2016/5/9/chartex" xmlns:cx4="http://schemas.microsoft.com/office/drawing/2016/5/10/chartex" xmlns:cx5="http://schemas.microsoft.com/office/drawing/2016/5/11/chartex" xmlns:cx6="http://schemas.microsoft.com/office/drawing/2016/5/12/chartex" xmlns:cx7="http://schemas.microsoft.com/office/drawing/2016/5/13/chartex" xmlns:cx8="http://schemas.microsoft.com/office/drawing/2016/5/14/chartex" xmlns:mc="http://schemas.openxmlformats.org/markup-compatibility/2006" xmlns:aink="http://schemas.microsoft.com/office/drawing/2016/ink" xmlns:am3d="http://schemas.microsoft.com/office/drawing/2017/model3d" xmlns:o="urn:schemas-microsoft-com:office:office" xmlns:oel="http://schemas.microsoft.com/office/2019/extlst" xmlns:r="http://schemas.openxmlformats.org/officeDocument/2006/relationships" xmlns:m="http://schemas.openxmlformats.org/officeDocument/2006/math" xmlns:v="urn:schemas-microsoft-com:vml" xmlns:wp14="http://schemas.microsoft.com/office/word/2010/wordprocessingDrawing" xmlns:wp="http://schemas.openxmlformats.org/drawingml/2006/wordprocessingDrawing" xmlns:w10="urn:schemas-microsoft-com:office:word" xmlns:w="http://schemas.openxmlformats.org/wordprocessingml/2006/main" xmlns:w14="http://schemas.microsoft.com/office/word/2010/wordml" xmlns:w15="http://schemas.microsoft.com/office/word/2012/wordml" xmlns:w16cex="http://schemas.microsoft.com/office/word/2018/wordml/cex" xmlns:w16cid="http://schemas.microsoft.com/office/word/2016/wordml/cid" xmlns:w16="http://schemas.microsoft.com/office/word/2018/wordml" xmlns:w16du="http://schemas.microsoft.com/office/word/2023/wordml/word16du" xmlns:w16sdtdh="http://schemas.microsoft.com/office/word/2020/wordml/sdtdatahash" xmlns:w16sdtfl="http://schemas.microsoft.com/office/word/2024/wordml/sdtformatlock" xmlns:w16se="http://schemas.microsoft.com/office/word/2015/wordml/symex" xmlns:wpg="http://schemas.microsoft.com/office/word/2010/wordprocessingGroup" xmlns:wpi="http://schemas.microsoft.com/office/word/2010/wordprocessingInk" xmlns:wne="http://schemas.microsoft.com/office/word/2006/wordml" xmlns:wps="http://schemas.microsoft.com/office/word/2010/wordprocessingShape" mc:Ignorable="w14 w15 w16se w16cid w16 w16cex w16sdtdh w16sdtfl w16du wp14">
+  <w:footnote w:type="separator" w:id="-1">
+    <w:p>
+      <w:r>
+        <w:separator/>
+      </w:r>
+    </w:p>
+  </w:footnote>
+  <w:footnote w:type="continuationSeparator" w:id="0">
+    <w:p>
+      <w:r>
+        <w:continuationSeparator/>
+      </w:r>
+    </w:p>
+  </w:footnote>
+</w:footnotes>
+</file>
+
+<file path=word/header1.xml><?xml version="1.0" encoding="utf-8"?>
+<w:hdr xmlns:wpc="http://schemas.microsoft.com/office/word/2010/wordprocessingCanvas" xmlns:cx="http://schemas.microsoft.com/office/drawing/2014/chartex" xmlns:cx1="http://schemas.microsoft.com/office/drawing/2015/9/8/chartex" xmlns:cx2="http://schemas.microsoft.com/office/drawing/2015/10/21/chartex" xmlns:cx3="http://schemas.microsoft.com/office/drawing/2016/5/9/chartex" xmlns:cx4="http://schemas.microsoft.com/office/drawing/2016/5/10/chartex" xmlns:cx5="http://schemas.microsoft.com/office/drawing/2016/5/11/chartex" xmlns:cx6="http://schemas.microsoft.com/office/drawing/2016/5/12/chartex" xmlns:cx7="http://schemas.microsoft.com/office/drawing/2016/5/13/chartex" xmlns:cx8="http://schemas.microsoft.com/office/drawing/2016/5/14/chartex" xmlns:mc="http://schemas.openxmlformats.org/markup-compatibility/2006" xmlns:aink="http://schemas.microsoft.com/office/drawing/2016/ink" xmlns:am3d="http://schemas.microsoft.com/office/drawing/2017/model3d" xmlns:o="urn:schemas-microsoft-com:office:office" xmlns:oel="http://schemas.microsoft.com/office/2019/extlst" xmlns:r="http://schemas.openxmlformats.org/officeDocument/2006/relationships" xmlns:m="http://schemas.openxmlformats.org/officeDocument/2006/math" xmlns:v="urn:schemas-microsoft-com:vml" xmlns:wp14="http://schemas.microsoft.com/office/word/2010/wordprocessingDrawing" xmlns:wp="http://schemas.openxmlformats.org/drawingml/2006/wordprocessingDrawing" xmlns:w10="urn:schemas-microsoft-com:office:word" xmlns:w="http://schemas.openxmlformats.org/wordprocessingml/2006/main" xmlns:w14="http://schemas.microsoft.com/office/word/2010/wordml" xmlns:w15="http://schemas.microsoft.com/office/word/2012/wordml" xmlns:w16cex="http://schemas.microsoft.com/office/word/2018/wordml/cex" xmlns:w16cid="http://schemas.microsoft.com/office/word/2016/wordml/cid" xmlns:w16="http://schemas.microsoft.com/office/word/2018/wordml" xmlns:w16du="http://schemas.microsoft.com/office/word/2023/wordml/word16du" xmlns:w16sdtdh="http://schemas.microsoft.com/office/word/2020/wordml/sdtdatahash" xmlns:w16sdtfl="http://schemas.microsoft.com/office/word/2024/wordml/sdtformatlock" xmlns:w16se="http://schemas.microsoft.com/office/word/2015/wordml/symex" xmlns:wpg="http://schemas.microsoft.com/office/word/2010/wordprocessingGroup" xmlns:wpi="http://schemas.microsoft.com/office/word/2010/wordprocessingInk" xmlns:wne="http://schemas.microsoft.com/office/word/2006/wordml" xmlns:wps="http://schemas.microsoft.com/office/word/2010/wordprocessingShape" mc:Ignorable="w14 w15 w16se w16cid w16 w16cex w16sdtdh w16sdtfl w16du wp14">
+  <w:sdt>
+    <w:sdtPr>
+      <w:rPr>
+        <w:color w:val="0070C0"/>
+      </w:rPr>
+      <w:alias w:val="Autore"/>
+      <w:tag w:val=""/>
+      <w:id w:val="-952397527"/>
+      <w:placeholder>
+        <w:docPart w:val="0259425A16CE4BA1A4EFE7C471B5A6B5"/>
+      </w:placeholder>
+      <w:dataBinding w:prefixMappings="xmlns:ns0='http://purl.org/dc/elements/1.1/' xmlns:ns1='http://schemas.openxmlformats.org/package/2006/metadata/core-properties' " w:xpath="/ns1:coreProperties[1]/ns0:creator[1]" w:storeItemID="{6C3C8BC8-F283-45AE-878A-BAB7291924A1}"/>
+      <w:text/>
+    </w:sdtPr>
+    <w:sdtContent>
+      <w:p>
+        <w:pPr>
+          <w:pStyle w:val="Intestazione"/>
+          <w:jc w:val="center"/>
+          <w:rPr>
+            <w:color w:val="4472C4" w:themeColor="accent1"/>
+            <w:sz w:val="20"/>
+          </w:rPr>
+        </w:pPr>
+        <w:r>
+          <w:rPr>
+            <w:color w:val="0070C0"/>
+          </w:rPr>
+          <w:t>Prof.ssa Silvana Cherubini</w:t>
+        </w:r>
+      </w:p>
+    </w:sdtContent>
+  </w:sdt>
+  <w:p>
+    <w:pPr>
+      <w:pStyle w:val="Intestazione"/>
+      <w:jc w:val="center"/>
+      <w:rPr>
+        <w:color w:val="0070C0"/>
+      </w:rPr>
+    </w:pPr>
+    <w:r>
+      <w:rPr>
+        <w:color w:val="0070C0"/>
+      </w:rPr>
+      <w:t>PASSEGGIATE NEI BOSCHI LETTERARI</w:t>
+    </w:r>
+  </w:p>
+</w:hdr>
 </file>
 
 <file path=word/numbering.xml><?xml version="1.0" encoding="utf-8"?>
@@ -3746,7 +3933,601 @@
       <w:contextualSpacing/>
     </w:pPr>
   </w:style>
+  <w:style w:type="paragraph" w:styleId="Intestazione">
+    <w:name w:val="header"/>
+    <w:basedOn w:val="Normale"/>
+    <w:link w:val="IntestazioneCarattere"/>
+    <w:uiPriority w:val="99"/>
+    <w:unhideWhenUsed/>
+    <w:rsid w:val="00D52BCE"/>
+    <w:pPr>
+      <w:tabs>
+        <w:tab w:val="center" w:pos="4819"/>
+        <w:tab w:val="right" w:pos="9638"/>
+      </w:tabs>
+    </w:pPr>
+  </w:style>
+  <w:style w:type="character" w:customStyle="1" w:styleId="IntestazioneCarattere">
+    <w:name w:val="Intestazione Carattere"/>
+    <w:basedOn w:val="Carpredefinitoparagrafo"/>
+    <w:link w:val="Intestazione"/>
+    <w:uiPriority w:val="99"/>
+    <w:rsid w:val="00D52BCE"/>
+  </w:style>
+  <w:style w:type="paragraph" w:styleId="Pidipagina">
+    <w:name w:val="footer"/>
+    <w:basedOn w:val="Normale"/>
+    <w:link w:val="PidipaginaCarattere"/>
+    <w:uiPriority w:val="99"/>
+    <w:unhideWhenUsed/>
+    <w:rsid w:val="00D52BCE"/>
+    <w:pPr>
+      <w:tabs>
+        <w:tab w:val="center" w:pos="4819"/>
+        <w:tab w:val="right" w:pos="9638"/>
+      </w:tabs>
+    </w:pPr>
+  </w:style>
+  <w:style w:type="character" w:customStyle="1" w:styleId="PidipaginaCarattere">
+    <w:name w:val="Piè di pagina Carattere"/>
+    <w:basedOn w:val="Carpredefinitoparagrafo"/>
+    <w:link w:val="Pidipagina"/>
+    <w:uiPriority w:val="99"/>
+    <w:rsid w:val="00D52BCE"/>
+  </w:style>
 </w:styles>
+</file>
+
+<file path=word/glossary/document.xml><?xml version="1.0" encoding="utf-8"?>
+<w:glossaryDocument xmlns:wpc="http://schemas.microsoft.com/office/word/2010/wordprocessingCanvas" xmlns:cx="http://schemas.microsoft.com/office/drawing/2014/chartex" xmlns:cx1="http://schemas.microsoft.com/office/drawing/2015/9/8/chartex" xmlns:cx2="http://schemas.microsoft.com/office/drawing/2015/10/21/chartex" xmlns:cx3="http://schemas.microsoft.com/office/drawing/2016/5/9/chartex" xmlns:cx4="http://schemas.microsoft.com/office/drawing/2016/5/10/chartex" xmlns:cx5="http://schemas.microsoft.com/office/drawing/2016/5/11/chartex" xmlns:cx6="http://schemas.microsoft.com/office/drawing/2016/5/12/chartex" xmlns:cx7="http://schemas.microsoft.com/office/drawing/2016/5/13/chartex" xmlns:cx8="http://schemas.microsoft.com/office/drawing/2016/5/14/chartex" xmlns:mc="http://schemas.openxmlformats.org/markup-compatibility/2006" xmlns:aink="http://schemas.microsoft.com/office/drawing/2016/ink" xmlns:am3d="http://schemas.microsoft.com/office/drawing/2017/model3d" xmlns:o="urn:schemas-microsoft-com:office:office" xmlns:oel="http://schemas.microsoft.com/office/2019/extlst" xmlns:r="http://schemas.openxmlformats.org/officeDocument/2006/relationships" xmlns:m="http://schemas.openxmlformats.org/officeDocument/2006/math" xmlns:v="urn:schemas-microsoft-com:vml" xmlns:wp14="http://schemas.microsoft.com/office/word/2010/wordprocessingDrawing" xmlns:wp="http://schemas.openxmlformats.org/drawingml/2006/wordprocessingDrawing" xmlns:w10="urn:schemas-microsoft-com:office:word" xmlns:w="http://schemas.openxmlformats.org/wordprocessingml/2006/main" xmlns:w14="http://schemas.microsoft.com/office/word/2010/wordml" xmlns:w15="http://schemas.microsoft.com/office/word/2012/wordml" xmlns:w16cex="http://schemas.microsoft.com/office/word/2018/wordml/cex" xmlns:w16cid="http://schemas.microsoft.com/office/word/2016/wordml/cid" xmlns:w16="http://schemas.microsoft.com/office/word/2018/wordml" xmlns:w16du="http://schemas.microsoft.com/office/word/2023/wordml/word16du" xmlns:w16sdtdh="http://schemas.microsoft.com/office/word/2020/wordml/sdtdatahash" xmlns:w16sdtfl="http://schemas.microsoft.com/office/word/2024/wordml/sdtformatlock" xmlns:w16se="http://schemas.microsoft.com/office/word/2015/wordml/symex" xmlns:wpg="http://schemas.microsoft.com/office/word/2010/wordprocessingGroup" xmlns:wpi="http://schemas.microsoft.com/office/word/2010/wordprocessingInk" xmlns:wne="http://schemas.microsoft.com/office/word/2006/wordml" xmlns:wps="http://schemas.microsoft.com/office/word/2010/wordprocessingShape" mc:Ignorable="w14 w15 w16se w16cid w16 w16cex w16sdtdh w16sdtfl w16du wp14">
+  <w:docParts>
+    <w:docPart>
+      <w:docPartPr>
+        <w:name w:val="0259425A16CE4BA1A4EFE7C471B5A6B5"/>
+        <w:category>
+          <w:name w:val="Generale"/>
+          <w:gallery w:val="placeholder"/>
+        </w:category>
+        <w:types>
+          <w:type w:val="bbPlcHdr"/>
+        </w:types>
+        <w:behaviors>
+          <w:behavior w:val="content"/>
+        </w:behaviors>
+        <w:guid w:val="{FA63E410-26D3-4F54-A49C-0D5E4D58C093}"/>
+      </w:docPartPr>
+      <w:docPartBody>
+        <w:p>
+          <w:pPr>
+            <w:pStyle w:val="0259425A16CE4BA1A4EFE7C471B5A6B5"/>
+          </w:pPr>
+          <w:r>
+            <w:rPr>
+              <w:color w:val="4472C4" w:themeColor="accent1"/>
+              <w:sz w:val="20"/>
+              <w:szCs w:val="20"/>
+            </w:rPr>
+            <w:t>[Nome dell'autore]</w:t>
+          </w:r>
+        </w:p>
+      </w:docPartBody>
+    </w:docPart>
+  </w:docParts>
+</w:glossaryDocument>
+</file>
+
+<file path=word/glossary/fontTable.xml><?xml version="1.0" encoding="utf-8"?>
+<w:fonts xmlns:mc="http://schemas.openxmlformats.org/markup-compatibility/2006" xmlns:r="http://schemas.openxmlformats.org/officeDocument/2006/relationships" xmlns:w="http://schemas.openxmlformats.org/wordprocessingml/2006/main" xmlns:w14="http://schemas.microsoft.com/office/word/2010/wordml" xmlns:w15="http://schemas.microsoft.com/office/word/2012/wordml" xmlns:w16cex="http://schemas.microsoft.com/office/word/2018/wordml/cex" xmlns:w16cid="http://schemas.microsoft.com/office/word/2016/wordml/cid" xmlns:w16="http://schemas.microsoft.com/office/word/2018/wordml" xmlns:w16du="http://schemas.microsoft.com/office/word/2023/wordml/word16du" xmlns:w16sdtdh="http://schemas.microsoft.com/office/word/2020/wordml/sdtdatahash" xmlns:w16sdtfl="http://schemas.microsoft.com/office/word/2024/wordml/sdtformatlock" xmlns:w16se="http://schemas.microsoft.com/office/word/2015/wordml/symex" mc:Ignorable="w14 w15 w16se w16cid w16 w16cex w16sdtdh w16sdtfl w16du">
+  <w:font w:name="Times New Roman">
+    <w:panose1 w:val="02020603050405020304"/>
+    <w:charset w:val="00"/>
+    <w:family w:val="roman"/>
+    <w:pitch w:val="variable"/>
+    <w:sig w:usb0="E0002EFF" w:usb1="C000785B" w:usb2="00000009" w:usb3="00000000" w:csb0="000001FF" w:csb1="00000000"/>
+  </w:font>
+  <w:font w:name="Calibri">
+    <w:panose1 w:val="020F0502020204030204"/>
+    <w:charset w:val="00"/>
+    <w:family w:val="swiss"/>
+    <w:pitch w:val="variable"/>
+    <w:sig w:usb0="E4002EFF" w:usb1="C200247B" w:usb2="00000009" w:usb3="00000000" w:csb0="000001FF" w:csb1="00000000"/>
+  </w:font>
+  <w:font w:name="Calibri Light">
+    <w:panose1 w:val="020F0302020204030204"/>
+    <w:charset w:val="00"/>
+    <w:family w:val="swiss"/>
+    <w:pitch w:val="variable"/>
+    <w:sig w:usb0="E4002EFF" w:usb1="C200247B" w:usb2="00000009" w:usb3="00000000" w:csb0="000001FF" w:csb1="00000000"/>
+  </w:font>
+</w:fonts>
+</file>
+
+<file path=word/glossary/settings.xml><?xml version="1.0" encoding="utf-8"?>
+<w:settings xmlns:mc="http://schemas.openxmlformats.org/markup-compatibility/2006" xmlns:o="urn:schemas-microsoft-com:office:office" xmlns:r="http://schemas.openxmlformats.org/officeDocument/2006/relationships" xmlns:m="http://schemas.openxmlformats.org/officeDocument/2006/math" xmlns:v="urn:schemas-microsoft-com:vml" xmlns:w10="urn:schemas-microsoft-com:office:word" xmlns:w="http://schemas.openxmlformats.org/wordprocessingml/2006/main" xmlns:w14="http://schemas.microsoft.com/office/word/2010/wordml" xmlns:w15="http://schemas.microsoft.com/office/word/2012/wordml" xmlns:w16cex="http://schemas.microsoft.com/office/word/2018/wordml/cex" xmlns:w16cid="http://schemas.microsoft.com/office/word/2016/wordml/cid" xmlns:w16="http://schemas.microsoft.com/office/word/2018/wordml" xmlns:w16du="http://schemas.microsoft.com/office/word/2023/wordml/word16du" xmlns:w16sdtdh="http://schemas.microsoft.com/office/word/2020/wordml/sdtdatahash" xmlns:w16sdtfl="http://schemas.microsoft.com/office/word/2024/wordml/sdtformatlock" xmlns:w16se="http://schemas.microsoft.com/office/word/2015/wordml/symex" xmlns:sl="http://schemas.openxmlformats.org/schemaLibrary/2006/main" mc:Ignorable="w14 w15 w16se w16cid w16 w16cex w16sdtdh w16sdtfl w16du">
+  <w:view w:val="normal"/>
+  <w:revisionView w:insDel="0" w:inkAnnotations="0"/>
+  <w:defaultTabStop w:val="708"/>
+  <w:hyphenationZone w:val="283"/>
+  <w:characterSpacingControl w:val="doNotCompress"/>
+  <w:compat>
+    <w:useFELayout/>
+    <w:compatSetting w:name="compatibilityMode" w:uri="http://schemas.microsoft.com/office/word" w:val="15"/>
+    <w:compatSetting w:name="overrideTableStyleFontSizeAndJustification" w:uri="http://schemas.microsoft.com/office/word" w:val="1"/>
+    <w:compatSetting w:name="enableOpenTypeFeatures" w:uri="http://schemas.microsoft.com/office/word" w:val="1"/>
+    <w:compatSetting w:name="doNotFlipMirrorIndents" w:uri="http://schemas.microsoft.com/office/word" w:val="1"/>
+    <w:compatSetting w:name="differentiateMultirowTableHeaders" w:uri="http://schemas.microsoft.com/office/word" w:val="1"/>
+    <w:compatSetting w:name="useWord2013TrackBottomHyphenation" w:uri="http://schemas.microsoft.com/office/word" w:val="0"/>
+  </w:compat>
+  <w:rsids>
+    <w:rsidRoot w:val="00B23F8C"/>
+    <w:rsid w:val="0002526A"/>
+    <w:rsid w:val="00A11BAE"/>
+    <w:rsid w:val="00A37FE8"/>
+    <w:rsid w:val="00B23F8C"/>
+    <w:rsid w:val="00E13A81"/>
+    <w:rsid w:val="00E36288"/>
+  </w:rsids>
+  <m:mathPr>
+    <m:mathFont m:val="Cambria Math"/>
+    <m:brkBin m:val="before"/>
+    <m:brkBinSub m:val="--"/>
+    <m:smallFrac m:val="0"/>
+    <m:dispDef/>
+    <m:lMargin m:val="0"/>
+    <m:rMargin m:val="0"/>
+    <m:defJc m:val="centerGroup"/>
+    <m:wrapIndent m:val="1440"/>
+    <m:intLim m:val="subSup"/>
+    <m:naryLim m:val="undOvr"/>
+  </m:mathPr>
+  <w:themeFontLang w:val="it-IT"/>
+  <w:clrSchemeMapping w:bg1="light1" w:t1="dark1" w:bg2="light2" w:t2="dark2" w:accent1="accent1" w:accent2="accent2" w:accent3="accent3" w:accent4="accent4" w:accent5="accent5" w:accent6="accent6" w:hyperlink="hyperlink" w:followedHyperlink="followedHyperlink"/>
+  <w:decimalSymbol w:val=","/>
+  <w:listSeparator w:val=";"/>
+  <w15:chartTrackingRefBased/>
+</w:settings>
+</file>
+
+<file path=word/glossary/styles.xml><?xml version="1.0" encoding="utf-8"?>
+<w:styles xmlns:mc="http://schemas.openxmlformats.org/markup-compatibility/2006" xmlns:r="http://schemas.openxmlformats.org/officeDocument/2006/relationships" xmlns:w="http://schemas.openxmlformats.org/wordprocessingml/2006/main" xmlns:w14="http://schemas.microsoft.com/office/word/2010/wordml" xmlns:w15="http://schemas.microsoft.com/office/word/2012/wordml" xmlns:w16cex="http://schemas.microsoft.com/office/word/2018/wordml/cex" xmlns:w16cid="http://schemas.microsoft.com/office/word/2016/wordml/cid" xmlns:w16="http://schemas.microsoft.com/office/word/2018/wordml" xmlns:w16du="http://schemas.microsoft.com/office/word/2023/wordml/word16du" xmlns:w16sdtdh="http://schemas.microsoft.com/office/word/2020/wordml/sdtdatahash" xmlns:w16sdtfl="http://schemas.microsoft.com/office/word/2024/wordml/sdtformatlock" xmlns:w16se="http://schemas.microsoft.com/office/word/2015/wordml/symex" mc:Ignorable="w14 w15 w16se w16cid w16 w16cex w16sdtdh w16sdtfl w16du">
+  <w:docDefaults>
+    <w:rPrDefault>
+      <w:rPr>
+        <w:rFonts w:asciiTheme="minorHAnsi" w:eastAsiaTheme="minorEastAsia" w:hAnsiTheme="minorHAnsi" w:cstheme="minorBidi"/>
+        <w:kern w:val="2"/>
+        <w:sz w:val="24"/>
+        <w:szCs w:val="24"/>
+        <w:lang w:val="it-IT" w:eastAsia="it-IT" w:bidi="ar-SA"/>
+        <w14:ligatures w14:val="standardContextual"/>
+      </w:rPr>
+    </w:rPrDefault>
+    <w:pPrDefault>
+      <w:pPr>
+        <w:spacing w:after="160" w:line="278" w:lineRule="auto"/>
+      </w:pPr>
+    </w:pPrDefault>
+  </w:docDefaults>
+  <w:latentStyles w:defLockedState="0" w:defUIPriority="99" w:defSemiHidden="0" w:defUnhideWhenUsed="0" w:defQFormat="0" w:count="376">
+    <w:lsdException w:name="Normal" w:uiPriority="0" w:qFormat="1"/>
+    <w:lsdException w:name="heading 1" w:uiPriority="9" w:qFormat="1"/>
+    <w:lsdException w:name="heading 2" w:semiHidden="1" w:uiPriority="9" w:unhideWhenUsed="1" w:qFormat="1"/>
+    <w:lsdException w:name="heading 3" w:semiHidden="1" w:uiPriority="9" w:unhideWhenUsed="1" w:qFormat="1"/>
+    <w:lsdException w:name="heading 4" w:semiHidden="1" w:uiPriority="9" w:unhideWhenUsed="1" w:qFormat="1"/>
+    <w:lsdException w:name="heading 5" w:semiHidden="1" w:uiPriority="9" w:unhideWhenUsed="1" w:qFormat="1"/>
+    <w:lsdException w:name="heading 6" w:semiHidden="1" w:uiPriority="9" w:unhideWhenUsed="1" w:qFormat="1"/>
+    <w:lsdException w:name="heading 7" w:semiHidden="1" w:uiPriority="9" w:unhideWhenUsed="1" w:qFormat="1"/>
+    <w:lsdException w:name="heading 8" w:semiHidden="1" w:uiPriority="9" w:unhideWhenUsed="1" w:qFormat="1"/>
+    <w:lsdException w:name="heading 9" w:semiHidden="1" w:uiPriority="9" w:unhideWhenUsed="1" w:qFormat="1"/>
+    <w:lsdException w:name="index 1" w:semiHidden="1" w:unhideWhenUsed="1"/>
+    <w:lsdException w:name="index 2" w:semiHidden="1" w:unhideWhenUsed="1"/>
+    <w:lsdException w:name="index 3" w:semiHidden="1" w:unhideWhenUsed="1"/>
+    <w:lsdException w:name="index 4" w:semiHidden="1" w:unhideWhenUsed="1"/>
+    <w:lsdException w:name="index 5" w:semiHidden="1" w:unhideWhenUsed="1"/>
+    <w:lsdException w:name="index 6" w:semiHidden="1" w:unhideWhenUsed="1"/>
+    <w:lsdException w:name="index 7" w:semiHidden="1" w:unhideWhenUsed="1"/>
+    <w:lsdException w:name="index 8" w:semiHidden="1" w:unhideWhenUsed="1"/>
+    <w:lsdException w:name="index 9" w:semiHidden="1" w:unhideWhenUsed="1"/>
+    <w:lsdException w:name="toc 1" w:semiHidden="1" w:uiPriority="39" w:unhideWhenUsed="1"/>
+    <w:lsdException w:name="toc 2" w:semiHidden="1" w:uiPriority="39" w:unhideWhenUsed="1"/>
+    <w:lsdException w:name="toc 3" w:semiHidden="1" w:uiPriority="39" w:unhideWhenUsed="1"/>
+    <w:lsdException w:name="toc 4" w:semiHidden="1" w:uiPriority="39" w:unhideWhenUsed="1"/>
+    <w:lsdException w:name="toc 5" w:semiHidden="1" w:uiPriority="39" w:unhideWhenUsed="1"/>
+    <w:lsdException w:name="toc 6" w:semiHidden="1" w:uiPriority="39" w:unhideWhenUsed="1"/>
+    <w:lsdException w:name="toc 7" w:semiHidden="1" w:uiPriority="39" w:unhideWhenUsed="1"/>
+    <w:lsdException w:name="toc 8" w:semiHidden="1" w:uiPriority="39" w:unhideWhenUsed="1"/>
+    <w:lsdException w:name="toc 9" w:semiHidden="1" w:uiPriority="39" w:unhideWhenUsed="1"/>
+    <w:lsdException w:name="Normal Indent" w:semiHidden="1" w:unhideWhenUsed="1"/>
+    <w:lsdException w:name="footnote text" w:semiHidden="1" w:unhideWhenUsed="1"/>
+    <w:lsdException w:name="annotation text" w:semiHidden="1" w:unhideWhenUsed="1"/>
+    <w:lsdException w:name="header" w:semiHidden="1" w:unhideWhenUsed="1"/>
+    <w:lsdException w:name="footer" w:semiHidden="1" w:unhideWhenUsed="1"/>
+    <w:lsdException w:name="index heading" w:semiHidden="1" w:unhideWhenUsed="1"/>
+    <w:lsdException w:name="caption" w:semiHidden="1" w:uiPriority="35" w:unhideWhenUsed="1" w:qFormat="1"/>
+    <w:lsdException w:name="table of figures" w:semiHidden="1" w:unhideWhenUsed="1"/>
+    <w:lsdException w:name="envelope address" w:semiHidden="1" w:unhideWhenUsed="1"/>
+    <w:lsdException w:name="envelope return" w:semiHidden="1" w:unhideWhenUsed="1"/>
+    <w:lsdException w:name="footnote reference" w:semiHidden="1" w:unhideWhenUsed="1"/>
+    <w:lsdException w:name="annotation reference" w:semiHidden="1" w:unhideWhenUsed="1"/>
+    <w:lsdException w:name="line number" w:semiHidden="1" w:unhideWhenUsed="1"/>
+    <w:lsdException w:name="page number" w:semiHidden="1" w:unhideWhenUsed="1"/>
+    <w:lsdException w:name="endnote reference" w:semiHidden="1" w:unhideWhenUsed="1"/>
+    <w:lsdException w:name="endnote text" w:semiHidden="1" w:unhideWhenUsed="1"/>
+    <w:lsdException w:name="table of authorities" w:semiHidden="1" w:unhideWhenUsed="1"/>
+    <w:lsdException w:name="macro" w:semiHidden="1" w:unhideWhenUsed="1"/>
+    <w:lsdException w:name="toa heading" w:semiHidden="1" w:unhideWhenUsed="1"/>
+    <w:lsdException w:name="List" w:semiHidden="1" w:unhideWhenUsed="1"/>
+    <w:lsdException w:name="List Bullet" w:semiHidden="1" w:unhideWhenUsed="1"/>
+    <w:lsdException w:name="List Number" w:semiHidden="1" w:unhideWhenUsed="1"/>
+    <w:lsdException w:name="List 2" w:semiHidden="1" w:unhideWhenUsed="1"/>
+    <w:lsdException w:name="List 3" w:semiHidden="1" w:unhideWhenUsed="1"/>
+    <w:lsdException w:name="List 4" w:semiHidden="1" w:unhideWhenUsed="1"/>
+    <w:lsdException w:name="List 5" w:semiHidden="1" w:unhideWhenUsed="1"/>
+    <w:lsdException w:name="List Bullet 2" w:semiHidden="1" w:unhideWhenUsed="1"/>
+    <w:lsdException w:name="List Bullet 3" w:semiHidden="1" w:unhideWhenUsed="1"/>
+    <w:lsdException w:name="List Bullet 4" w:semiHidden="1" w:unhideWhenUsed="1"/>
+    <w:lsdException w:name="List Bullet 5" w:semiHidden="1" w:unhideWhenUsed="1"/>
+    <w:lsdException w:name="List Number 2" w:semiHidden="1" w:unhideWhenUsed="1"/>
+    <w:lsdException w:name="List Number 3" w:semiHidden="1" w:unhideWhenUsed="1"/>
+    <w:lsdException w:name="List Number 4" w:semiHidden="1" w:unhideWhenUsed="1"/>
+    <w:lsdException w:name="List Number 5" w:semiHidden="1" w:unhideWhenUsed="1"/>
+    <w:lsdException w:name="Title" w:uiPriority="10" w:qFormat="1"/>
+    <w:lsdException w:name="Closing" w:semiHidden="1" w:unhideWhenUsed="1"/>
+    <w:lsdException w:name="Signature" w:semiHidden="1" w:unhideWhenUsed="1"/>
+    <w:lsdException w:name="Default Paragraph Font" w:semiHidden="1" w:uiPriority="1" w:unhideWhenUsed="1"/>
+    <w:lsdException w:name="Body Text" w:semiHidden="1" w:unhideWhenUsed="1"/>
+    <w:lsdException w:name="Body Text Indent" w:semiHidden="1" w:unhideWhenUsed="1"/>
+    <w:lsdException w:name="List Continue" w:semiHidden="1" w:unhideWhenUsed="1"/>
+    <w:lsdException w:name="List Continue 2" w:semiHidden="1" w:unhideWhenUsed="1"/>
+    <w:lsdException w:name="List Continue 3" w:semiHidden="1" w:unhideWhenUsed="1"/>
+    <w:lsdException w:name="List Continue 4" w:semiHidden="1" w:unhideWhenUsed="1"/>
+    <w:lsdException w:name="List Continue 5" w:semiHidden="1" w:unhideWhenUsed="1"/>
+    <w:lsdException w:name="Message Header" w:semiHidden="1" w:unhideWhenUsed="1"/>
+    <w:lsdException w:name="Subtitle" w:uiPriority="11" w:qFormat="1"/>
+    <w:lsdException w:name="Salutation" w:semiHidden="1" w:unhideWhenUsed="1"/>
+    <w:lsdException w:name="Date" w:semiHidden="1" w:unhideWhenUsed="1"/>
+    <w:lsdException w:name="Body Text First Indent" w:semiHidden="1" w:unhideWhenUsed="1"/>
+    <w:lsdException w:name="Body Text First Indent 2" w:semiHidden="1" w:unhideWhenUsed="1"/>
+    <w:lsdException w:name="Note Heading" w:semiHidden="1" w:unhideWhenUsed="1"/>
+    <w:lsdException w:name="Body Text 2" w:semiHidden="1" w:unhideWhenUsed="1"/>
+    <w:lsdException w:name="Body Text 3" w:semiHidden="1" w:unhideWhenUsed="1"/>
+    <w:lsdException w:name="Body Text Indent 2" w:semiHidden="1" w:unhideWhenUsed="1"/>
+    <w:lsdException w:name="Body Text Indent 3" w:semiHidden="1" w:unhideWhenUsed="1"/>
+    <w:lsdException w:name="Block Text" w:semiHidden="1" w:unhideWhenUsed="1"/>
+    <w:lsdException w:name="Hyperlink" w:semiHidden="1" w:unhideWhenUsed="1"/>
+    <w:lsdException w:name="FollowedHyperlink" w:semiHidden="1" w:unhideWhenUsed="1"/>
+    <w:lsdException w:name="Strong" w:uiPriority="22" w:qFormat="1"/>
+    <w:lsdException w:name="Emphasis" w:uiPriority="20" w:qFormat="1"/>
+    <w:lsdException w:name="Document Map" w:semiHidden="1" w:unhideWhenUsed="1"/>
+    <w:lsdException w:name="Plain Text" w:semiHidden="1" w:unhideWhenUsed="1"/>
+    <w:lsdException w:name="E-mail Signature" w:semiHidden="1" w:unhideWhenUsed="1"/>
+    <w:lsdException w:name="HTML Top of Form" w:semiHidden="1" w:unhideWhenUsed="1"/>
+    <w:lsdException w:name="HTML Bottom of Form" w:semiHidden="1" w:unhideWhenUsed="1"/>
+    <w:lsdException w:name="Normal (Web)" w:semiHidden="1" w:unhideWhenUsed="1"/>
+    <w:lsdException w:name="HTML Acronym" w:semiHidden="1" w:unhideWhenUsed="1"/>
+    <w:lsdException w:name="HTML Address" w:semiHidden="1" w:unhideWhenUsed="1"/>
+    <w:lsdException w:name="HTML Cite" w:semiHidden="1" w:unhideWhenUsed="1"/>
+    <w:lsdException w:name="HTML Code" w:semiHidden="1" w:unhideWhenUsed="1"/>
+    <w:lsdException w:name="HTML Definition" w:semiHidden="1" w:unhideWhenUsed="1"/>
+    <w:lsdException w:name="HTML Keyboard" w:semiHidden="1" w:unhideWhenUsed="1"/>
+    <w:lsdException w:name="HTML Preformatted" w:semiHidden="1" w:unhideWhenUsed="1"/>
+    <w:lsdException w:name="HTML Sample" w:semiHidden="1" w:unhideWhenUsed="1"/>
+    <w:lsdException w:name="HTML Typewriter" w:semiHidden="1" w:unhideWhenUsed="1"/>
+    <w:lsdException w:name="HTML Variable" w:semiHidden="1" w:unhideWhenUsed="1"/>
+    <w:lsdException w:name="Normal Table" w:semiHidden="1" w:unhideWhenUsed="1"/>
+    <w:lsdException w:name="annotation subject" w:semiHidden="1" w:unhideWhenUsed="1"/>
+    <w:lsdException w:name="No List" w:semiHidden="1" w:unhideWhenUsed="1"/>
+    <w:lsdException w:name="Outline List 1" w:semiHidden="1" w:unhideWhenUsed="1"/>
+    <w:lsdException w:name="Outline List 2" w:semiHidden="1" w:unhideWhenUsed="1"/>
+    <w:lsdException w:name="Outline List 3" w:semiHidden="1" w:unhideWhenUsed="1"/>
+    <w:lsdException w:name="Table Simple 1" w:semiHidden="1" w:unhideWhenUsed="1"/>
+    <w:lsdException w:name="Table Simple 2" w:semiHidden="1" w:unhideWhenUsed="1"/>
+    <w:lsdException w:name="Table Simple 3" w:semiHidden="1" w:unhideWhenUsed="1"/>
+    <w:lsdException w:name="Table Classic 1" w:semiHidden="1" w:unhideWhenUsed="1"/>
+    <w:lsdException w:name="Table Classic 2" w:semiHidden="1" w:unhideWhenUsed="1"/>
+    <w:lsdException w:name="Table Classic 3" w:semiHidden="1" w:unhideWhenUsed="1"/>
+    <w:lsdException w:name="Table Classic 4" w:semiHidden="1" w:unhideWhenUsed="1"/>
+    <w:lsdException w:name="Table Colorful 1" w:semiHidden="1" w:unhideWhenUsed="1"/>
+    <w:lsdException w:name="Table Colorful 2" w:semiHidden="1" w:unhideWhenUsed="1"/>
+    <w:lsdException w:name="Table Colorful 3" w:semiHidden="1" w:unhideWhenUsed="1"/>
+    <w:lsdException w:name="Table Columns 1" w:semiHidden="1" w:unhideWhenUsed="1"/>
+    <w:lsdException w:name="Table Columns 2" w:semiHidden="1" w:unhideWhenUsed="1"/>
+    <w:lsdException w:name="Table Columns 3" w:semiHidden="1" w:unhideWhenUsed="1"/>
+    <w:lsdException w:name="Table Columns 4" w:semiHidden="1" w:unhideWhenUsed="1"/>
+    <w:lsdException w:name="Table Columns 5" w:semiHidden="1" w:unhideWhenUsed="1"/>
+    <w:lsdException w:name="Table Grid 1" w:semiHidden="1" w:unhideWhenUsed="1"/>
+    <w:lsdException w:name="Table Grid 2" w:semiHidden="1" w:unhideWhenUsed="1"/>
+    <w:lsdException w:name="Table Grid 3" w:semiHidden="1" w:unhideWhenUsed="1"/>
+    <w:lsdException w:name="Table Grid 4" w:semiHidden="1" w:unhideWhenUsed="1"/>
+    <w:lsdException w:name="Table Grid 5" w:semiHidden="1" w:unhideWhenUsed="1"/>
+    <w:lsdException w:name="Table Grid 6" w:semiHidden="1" w:unhideWhenUsed="1"/>
+    <w:lsdException w:name="Table Grid 7" w:semiHidden="1" w:unhideWhenUsed="1"/>
+    <w:lsdException w:name="Table Grid 8" w:semiHidden="1" w:unhideWhenUsed="1"/>
+    <w:lsdException w:name="Table List 1" w:semiHidden="1" w:unhideWhenUsed="1"/>
+    <w:lsdException w:name="Table List 2" w:semiHidden="1" w:unhideWhenUsed="1"/>
+    <w:lsdException w:name="Table List 3" w:semiHidden="1" w:unhideWhenUsed="1"/>
+    <w:lsdException w:name="Table List 4" w:semiHidden="1" w:unhideWhenUsed="1"/>
+    <w:lsdException w:name="Table List 5" w:semiHidden="1" w:unhideWhenUsed="1"/>
+    <w:lsdException w:name="Table List 6" w:semiHidden="1" w:unhideWhenUsed="1"/>
+    <w:lsdException w:name="Table List 7" w:semiHidden="1" w:unhideWhenUsed="1"/>
+    <w:lsdException w:name="Table List 8" w:semiHidden="1" w:unhideWhenUsed="1"/>
+    <w:lsdException w:name="Table 3D effects 1" w:semiHidden="1" w:unhideWhenUsed="1"/>
+    <w:lsdException w:name="Table 3D effects 2" w:semiHidden="1" w:unhideWhenUsed="1"/>
+    <w:lsdException w:name="Table 3D effects 3" w:semiHidden="1" w:unhideWhenUsed="1"/>
+    <w:lsdException w:name="Table Contemporary" w:semiHidden="1" w:unhideWhenUsed="1"/>
+    <w:lsdException w:name="Table Elegant" w:semiHidden="1" w:unhideWhenUsed="1"/>
+    <w:lsdException w:name="Table Professional" w:semiHidden="1" w:unhideWhenUsed="1"/>
+    <w:lsdException w:name="Table Subtle 1" w:semiHidden="1" w:unhideWhenUsed="1"/>
+    <w:lsdException w:name="Table Subtle 2" w:semiHidden="1" w:unhideWhenUsed="1"/>
+    <w:lsdException w:name="Table Web 1" w:semiHidden="1" w:unhideWhenUsed="1"/>
+    <w:lsdException w:name="Table Web 2" w:semiHidden="1" w:unhideWhenUsed="1"/>
+    <w:lsdException w:name="Table Web 3" w:semiHidden="1" w:unhideWhenUsed="1"/>
+    <w:lsdException w:name="Balloon Text" w:semiHidden="1" w:unhideWhenUsed="1"/>
+    <w:lsdException w:name="Table Grid" w:uiPriority="39"/>
+    <w:lsdException w:name="Table Theme" w:semiHidden="1" w:unhideWhenUsed="1"/>
+    <w:lsdException w:name="Placeholder Text" w:semiHidden="1"/>
+    <w:lsdException w:name="No Spacing" w:uiPriority="1" w:qFormat="1"/>
+    <w:lsdException w:name="Light Shading" w:uiPriority="60"/>
+    <w:lsdException w:name="Light List" w:uiPriority="61"/>
+    <w:lsdException w:name="Light Grid" w:uiPriority="62"/>
+    <w:lsdException w:name="Medium Shading 1" w:uiPriority="63"/>
+    <w:lsdException w:name="Medium Shading 2" w:uiPriority="64"/>
+    <w:lsdException w:name="Medium List 1" w:uiPriority="65"/>
+    <w:lsdException w:name="Medium List 2" w:uiPriority="66"/>
+    <w:lsdException w:name="Medium Grid 1" w:uiPriority="67"/>
+    <w:lsdException w:name="Medium Grid 2" w:uiPriority="68"/>
+    <w:lsdException w:name="Medium Grid 3" w:uiPriority="69"/>
+    <w:lsdException w:name="Dark List" w:uiPriority="70"/>
+    <w:lsdException w:name="Colorful Shading" w:uiPriority="71"/>
+    <w:lsdException w:name="Colorful List" w:uiPriority="72"/>
+    <w:lsdException w:name="Colorful Grid" w:uiPriority="73"/>
+    <w:lsdException w:name="Light Shading Accent 1" w:uiPriority="60"/>
+    <w:lsdException w:name="Light List Accent 1" w:uiPriority="61"/>
+    <w:lsdException w:name="Light Grid Accent 1" w:uiPriority="62"/>
+    <w:lsdException w:name="Medium Shading 1 Accent 1" w:uiPriority="63"/>
+    <w:lsdException w:name="Medium Shading 2 Accent 1" w:uiPriority="64"/>
+    <w:lsdException w:name="Medium List 1 Accent 1" w:uiPriority="65"/>
+    <w:lsdException w:name="Revision" w:semiHidden="1"/>
+    <w:lsdException w:name="List Paragraph" w:uiPriority="34" w:qFormat="1"/>
+    <w:lsdException w:name="Quote" w:uiPriority="29" w:qFormat="1"/>
+    <w:lsdException w:name="Intense Quote" w:uiPriority="30" w:qFormat="1"/>
+    <w:lsdException w:name="Medium List 2 Accent 1" w:uiPriority="66"/>
+    <w:lsdException w:name="Medium Grid 1 Accent 1" w:uiPriority="67"/>
+    <w:lsdException w:name="Medium Grid 2 Accent 1" w:uiPriority="68"/>
+    <w:lsdException w:name="Medium Grid 3 Accent 1" w:uiPriority="69"/>
+    <w:lsdException w:name="Dark List Accent 1" w:uiPriority="70"/>
+    <w:lsdException w:name="Colorful Shading Accent 1" w:uiPriority="71"/>
+    <w:lsdException w:name="Colorful List Accent 1" w:uiPriority="72"/>
+    <w:lsdException w:name="Colorful Grid Accent 1" w:uiPriority="73"/>
+    <w:lsdException w:name="Light Shading Accent 2" w:uiPriority="60"/>
+    <w:lsdException w:name="Light List Accent 2" w:uiPriority="61"/>
+    <w:lsdException w:name="Light Grid Accent 2" w:uiPriority="62"/>
+    <w:lsdException w:name="Medium Shading 1 Accent 2" w:uiPriority="63"/>
+    <w:lsdException w:name="Medium Shading 2 Accent 2" w:uiPriority="64"/>
+    <w:lsdException w:name="Medium List 1 Accent 2" w:uiPriority="65"/>
+    <w:lsdException w:name="Medium List 2 Accent 2" w:uiPriority="66"/>
+    <w:lsdException w:name="Medium Grid 1 Accent 2" w:uiPriority="67"/>
+    <w:lsdException w:name="Medium Grid 2 Accent 2" w:uiPriority="68"/>
+    <w:lsdException w:name="Medium Grid 3 Accent 2" w:uiPriority="69"/>
+    <w:lsdException w:name="Dark List Accent 2" w:uiPriority="70"/>
+    <w:lsdException w:name="Colorful Shading Accent 2" w:uiPriority="71"/>
+    <w:lsdException w:name="Colorful List Accent 2" w:uiPriority="72"/>
+    <w:lsdException w:name="Colorful Grid Accent 2" w:uiPriority="73"/>
+    <w:lsdException w:name="Light Shading Accent 3" w:uiPriority="60"/>
+    <w:lsdException w:name="Light List Accent 3" w:uiPriority="61"/>
+    <w:lsdException w:name="Light Grid Accent 3" w:uiPriority="62"/>
+    <w:lsdException w:name="Medium Shading 1 Accent 3" w:uiPriority="63"/>
+    <w:lsdException w:name="Medium Shading 2 Accent 3" w:uiPriority="64"/>
+    <w:lsdException w:name="Medium List 1 Accent 3" w:uiPriority="65"/>
+    <w:lsdException w:name="Medium List 2 Accent 3" w:uiPriority="66"/>
+    <w:lsdException w:name="Medium Grid 1 Accent 3" w:uiPriority="67"/>
+    <w:lsdException w:name="Medium Grid 2 Accent 3" w:uiPriority="68"/>
+    <w:lsdException w:name="Medium Grid 3 Accent 3" w:uiPriority="69"/>
+    <w:lsdException w:name="Dark List Accent 3" w:uiPriority="70"/>
+    <w:lsdException w:name="Colorful Shading Accent 3" w:uiPriority="71"/>
+    <w:lsdException w:name="Colorful List Accent 3" w:uiPriority="72"/>
+    <w:lsdException w:name="Colorful Grid Accent 3" w:uiPriority="73"/>
+    <w:lsdException w:name="Light Shading Accent 4" w:uiPriority="60"/>
+    <w:lsdException w:name="Light List Accent 4" w:uiPriority="61"/>
+    <w:lsdException w:name="Light Grid Accent 4" w:uiPriority="62"/>
+    <w:lsdException w:name="Medium Shading 1 Accent 4" w:uiPriority="63"/>
+    <w:lsdException w:name="Medium Shading 2 Accent 4" w:uiPriority="64"/>
+    <w:lsdException w:name="Medium List 1 Accent 4" w:uiPriority="65"/>
+    <w:lsdException w:name="Medium List 2 Accent 4" w:uiPriority="66"/>
+    <w:lsdException w:name="Medium Grid 1 Accent 4" w:uiPriority="67"/>
+    <w:lsdException w:name="Medium Grid 2 Accent 4" w:uiPriority="68"/>
+    <w:lsdException w:name="Medium Grid 3 Accent 4" w:uiPriority="69"/>
+    <w:lsdException w:name="Dark List Accent 4" w:uiPriority="70"/>
+    <w:lsdException w:name="Colorful Shading Accent 4" w:uiPriority="71"/>
+    <w:lsdException w:name="Colorful List Accent 4" w:uiPriority="72"/>
+    <w:lsdException w:name="Colorful Grid Accent 4" w:uiPriority="73"/>
+    <w:lsdException w:name="Light Shading Accent 5" w:uiPriority="60"/>
+    <w:lsdException w:name="Light List Accent 5" w:uiPriority="61"/>
+    <w:lsdException w:name="Light Grid Accent 5" w:uiPriority="62"/>
+    <w:lsdException w:name="Medium Shading 1 Accent 5" w:uiPriority="63"/>
+    <w:lsdException w:name="Medium Shading 2 Accent 5" w:uiPriority="64"/>
+    <w:lsdException w:name="Medium List 1 Accent 5" w:uiPriority="65"/>
+    <w:lsdException w:name="Medium List 2 Accent 5" w:uiPriority="66"/>
+    <w:lsdException w:name="Medium Grid 1 Accent 5" w:uiPriority="67"/>
+    <w:lsdException w:name="Medium Grid 2 Accent 5" w:uiPriority="68"/>
+    <w:lsdException w:name="Medium Grid 3 Accent 5" w:uiPriority="69"/>
+    <w:lsdException w:name="Dark List Accent 5" w:uiPriority="70"/>
+    <w:lsdException w:name="Colorful Shading Accent 5" w:uiPriority="71"/>
+    <w:lsdException w:name="Colorful List Accent 5" w:uiPriority="72"/>
+    <w:lsdException w:name="Colorful Grid Accent 5" w:uiPriority="73"/>
+    <w:lsdException w:name="Light Shading Accent 6" w:uiPriority="60"/>
+    <w:lsdException w:name="Light List Accent 6" w:uiPriority="61"/>
+    <w:lsdException w:name="Light Grid Accent 6" w:uiPriority="62"/>
+    <w:lsdException w:name="Medium Shading 1 Accent 6" w:uiPriority="63"/>
+    <w:lsdException w:name="Medium Shading 2 Accent 6" w:uiPriority="64"/>
+    <w:lsdException w:name="Medium List 1 Accent 6" w:uiPriority="65"/>
+    <w:lsdException w:name="Medium List 2 Accent 6" w:uiPriority="66"/>
+    <w:lsdException w:name="Medium Grid 1 Accent 6" w:uiPriority="67"/>
+    <w:lsdException w:name="Medium Grid 2 Accent 6" w:uiPriority="68"/>
+    <w:lsdException w:name="Medium Grid 3 Accent 6" w:uiPriority="69"/>
+    <w:lsdException w:name="Dark List Accent 6" w:uiPriority="70"/>
+    <w:lsdException w:name="Colorful Shading Accent 6" w:uiPriority="71"/>
+    <w:lsdException w:name="Colorful List Accent 6" w:uiPriority="72"/>
+    <w:lsdException w:name="Colorful Grid Accent 6" w:uiPriority="73"/>
+    <w:lsdException w:name="Subtle Emphasis" w:uiPriority="19" w:qFormat="1"/>
+    <w:lsdException w:name="Intense Emphasis" w:uiPriority="21" w:qFormat="1"/>
+    <w:lsdException w:name="Subtle Reference" w:uiPriority="31" w:qFormat="1"/>
+    <w:lsdException w:name="Intense Reference" w:uiPriority="32" w:qFormat="1"/>
+    <w:lsdException w:name="Book Title" w:uiPriority="33" w:qFormat="1"/>
+    <w:lsdException w:name="Bibliography" w:semiHidden="1" w:uiPriority="37" w:unhideWhenUsed="1"/>
+    <w:lsdException w:name="TOC Heading" w:semiHidden="1" w:uiPriority="39" w:unhideWhenUsed="1" w:qFormat="1"/>
+    <w:lsdException w:name="Plain Table 1" w:uiPriority="41"/>
+    <w:lsdException w:name="Plain Table 2" w:uiPriority="42"/>
+    <w:lsdException w:name="Plain Table 3" w:uiPriority="43"/>
+    <w:lsdException w:name="Plain Table 4" w:uiPriority="44"/>
+    <w:lsdException w:name="Plain Table 5" w:uiPriority="45"/>
+    <w:lsdException w:name="Grid Table Light" w:uiPriority="40"/>
+    <w:lsdException w:name="Grid Table 1 Light" w:uiPriority="46"/>
+    <w:lsdException w:name="Grid Table 2" w:uiPriority="47"/>
+    <w:lsdException w:name="Grid Table 3" w:uiPriority="48"/>
+    <w:lsdException w:name="Grid Table 4" w:uiPriority="49"/>
+    <w:lsdException w:name="Grid Table 5 Dark" w:uiPriority="50"/>
+    <w:lsdException w:name="Grid Table 6 Colorful" w:uiPriority="51"/>
+    <w:lsdException w:name="Grid Table 7 Colorful" w:uiPriority="52"/>
+    <w:lsdException w:name="Grid Table 1 Light Accent 1" w:uiPriority="46"/>
+    <w:lsdException w:name="Grid Table 2 Accent 1" w:uiPriority="47"/>
+    <w:lsdException w:name="Grid Table 3 Accent 1" w:uiPriority="48"/>
+    <w:lsdException w:name="Grid Table 4 Accent 1" w:uiPriority="49"/>
+    <w:lsdException w:name="Grid Table 5 Dark Accent 1" w:uiPriority="50"/>
+    <w:lsdException w:name="Grid Table 6 Colorful Accent 1" w:uiPriority="51"/>
+    <w:lsdException w:name="Grid Table 7 Colorful Accent 1" w:uiPriority="52"/>
+    <w:lsdException w:name="Grid Table 1 Light Accent 2" w:uiPriority="46"/>
+    <w:lsdException w:name="Grid Table 2 Accent 2" w:uiPriority="47"/>
+    <w:lsdException w:name="Grid Table 3 Accent 2" w:uiPriority="48"/>
+    <w:lsdException w:name="Grid Table 4 Accent 2" w:uiPriority="49"/>
+    <w:lsdException w:name="Grid Table 5 Dark Accent 2" w:uiPriority="50"/>
+    <w:lsdException w:name="Grid Table 6 Colorful Accent 2" w:uiPriority="51"/>
+    <w:lsdException w:name="Grid Table 7 Colorful Accent 2" w:uiPriority="52"/>
+    <w:lsdException w:name="Grid Table 1 Light Accent 3" w:uiPriority="46"/>
+    <w:lsdException w:name="Grid Table 2 Accent 3" w:uiPriority="47"/>
+    <w:lsdException w:name="Grid Table 3 Accent 3" w:uiPriority="48"/>
+    <w:lsdException w:name="Grid Table 4 Accent 3" w:uiPriority="49"/>
+    <w:lsdException w:name="Grid Table 5 Dark Accent 3" w:uiPriority="50"/>
+    <w:lsdException w:name="Grid Table 6 Colorful Accent 3" w:uiPriority="51"/>
+    <w:lsdException w:name="Grid Table 7 Colorful Accent 3" w:uiPriority="52"/>
+    <w:lsdException w:name="Grid Table 1 Light Accent 4" w:uiPriority="46"/>
+    <w:lsdException w:name="Grid Table 2 Accent 4" w:uiPriority="47"/>
+    <w:lsdException w:name="Grid Table 3 Accent 4" w:uiPriority="48"/>
+    <w:lsdException w:name="Grid Table 4 Accent 4" w:uiPriority="49"/>
+    <w:lsdException w:name="Grid Table 5 Dark Accent 4" w:uiPriority="50"/>
+    <w:lsdException w:name="Grid Table 6 Colorful Accent 4" w:uiPriority="51"/>
+    <w:lsdException w:name="Grid Table 7 Colorful Accent 4" w:uiPriority="52"/>
+    <w:lsdException w:name="Grid Table 1 Light Accent 5" w:uiPriority="46"/>
+    <w:lsdException w:name="Grid Table 2 Accent 5" w:uiPriority="47"/>
+    <w:lsdException w:name="Grid Table 3 Accent 5" w:uiPriority="48"/>
+    <w:lsdException w:name="Grid Table 4 Accent 5" w:uiPriority="49"/>
+    <w:lsdException w:name="Grid Table 5 Dark Accent 5" w:uiPriority="50"/>
+    <w:lsdException w:name="Grid Table 6 Colorful Accent 5" w:uiPriority="51"/>
+    <w:lsdException w:name="Grid Table 7 Colorful Accent 5" w:uiPriority="52"/>
+    <w:lsdException w:name="Grid Table 1 Light Accent 6" w:uiPriority="46"/>
+    <w:lsdException w:name="Grid Table 2 Accent 6" w:uiPriority="47"/>
+    <w:lsdException w:name="Grid Table 3 Accent 6" w:uiPriority="48"/>
+    <w:lsdException w:name="Grid Table 4 Accent 6" w:uiPriority="49"/>
+    <w:lsdException w:name="Grid Table 5 Dark Accent 6" w:uiPriority="50"/>
+    <w:lsdException w:name="Grid Table 6 Colorful Accent 6" w:uiPriority="51"/>
+    <w:lsdException w:name="Grid Table 7 Colorful Accent 6" w:uiPriority="52"/>
+    <w:lsdException w:name="List Table 1 Light" w:uiPriority="46"/>
+    <w:lsdException w:name="List Table 2" w:uiPriority="47"/>
+    <w:lsdException w:name="List Table 3" w:uiPriority="48"/>
+    <w:lsdException w:name="List Table 4" w:uiPriority="49"/>
+    <w:lsdException w:name="List Table 5 Dark" w:uiPriority="50"/>
+    <w:lsdException w:name="List Table 6 Colorful" w:uiPriority="51"/>
+    <w:lsdException w:name="List Table 7 Colorful" w:uiPriority="52"/>
+    <w:lsdException w:name="List Table 1 Light Accent 1" w:uiPriority="46"/>
+    <w:lsdException w:name="List Table 2 Accent 1" w:uiPriority="47"/>
+    <w:lsdException w:name="List Table 3 Accent 1" w:uiPriority="48"/>
+    <w:lsdException w:name="List Table 4 Accent 1" w:uiPriority="49"/>
+    <w:lsdException w:name="List Table 5 Dark Accent 1" w:uiPriority="50"/>
+    <w:lsdException w:name="List Table 6 Colorful Accent 1" w:uiPriority="51"/>
+    <w:lsdException w:name="List Table 7 Colorful Accent 1" w:uiPriority="52"/>
+    <w:lsdException w:name="List Table 1 Light Accent 2" w:uiPriority="46"/>
+    <w:lsdException w:name="List Table 2 Accent 2" w:uiPriority="47"/>
+    <w:lsdException w:name="List Table 3 Accent 2" w:uiPriority="48"/>
+    <w:lsdException w:name="List Table 4 Accent 2" w:uiPriority="49"/>
+    <w:lsdException w:name="List Table 5 Dark Accent 2" w:uiPriority="50"/>
+    <w:lsdException w:name="List Table 6 Colorful Accent 2" w:uiPriority="51"/>
+    <w:lsdException w:name="List Table 7 Colorful Accent 2" w:uiPriority="52"/>
+    <w:lsdException w:name="List Table 1 Light Accent 3" w:uiPriority="46"/>
+    <w:lsdException w:name="List Table 2 Accent 3" w:uiPriority="47"/>
+    <w:lsdException w:name="List Table 3 Accent 3" w:uiPriority="48"/>
+    <w:lsdException w:name="List Table 4 Accent 3" w:uiPriority="49"/>
+    <w:lsdException w:name="List Table 5 Dark Accent 3" w:uiPriority="50"/>
+    <w:lsdException w:name="List Table 6 Colorful Accent 3" w:uiPriority="51"/>
+    <w:lsdException w:name="List Table 7 Colorful Accent 3" w:uiPriority="52"/>
+    <w:lsdException w:name="List Table 1 Light Accent 4" w:uiPriority="46"/>
+    <w:lsdException w:name="List Table 2 Accent 4" w:uiPriority="47"/>
+    <w:lsdException w:name="List Table 3 Accent 4" w:uiPriority="48"/>
+    <w:lsdException w:name="List Table 4 Accent 4" w:uiPriority="49"/>
+    <w:lsdException w:name="List Table 5 Dark Accent 4" w:uiPriority="50"/>
+    <w:lsdException w:name="List Table 6 Colorful Accent 4" w:uiPriority="51"/>
+    <w:lsdException w:name="List Table 7 Colorful Accent 4" w:uiPriority="52"/>
+    <w:lsdException w:name="List Table 1 Light Accent 5" w:uiPriority="46"/>
+    <w:lsdException w:name="List Table 2 Accent 5" w:uiPriority="47"/>
+    <w:lsdException w:name="List Table 3 Accent 5" w:uiPriority="48"/>
+    <w:lsdException w:name="List Table 4 Accent 5" w:uiPriority="49"/>
+    <w:lsdException w:name="List Table 5 Dark Accent 5" w:uiPriority="50"/>
+    <w:lsdException w:name="List Table 6 Colorful Accent 5" w:uiPriority="51"/>
+    <w:lsdException w:name="List Table 7 Colorful Accent 5" w:uiPriority="52"/>
+    <w:lsdException w:name="List Table 1 Light Accent 6" w:uiPriority="46"/>
+    <w:lsdException w:name="List Table 2 Accent 6" w:uiPriority="47"/>
+    <w:lsdException w:name="List Table 3 Accent 6" w:uiPriority="48"/>
+    <w:lsdException w:name="List Table 4 Accent 6" w:uiPriority="49"/>
+    <w:lsdException w:name="List Table 5 Dark Accent 6" w:uiPriority="50"/>
+    <w:lsdException w:name="List Table 6 Colorful Accent 6" w:uiPriority="51"/>
+    <w:lsdException w:name="List Table 7 Colorful Accent 6" w:uiPriority="52"/>
+    <w:lsdException w:name="Mention" w:semiHidden="1" w:unhideWhenUsed="1"/>
+    <w:lsdException w:name="Smart Hyperlink" w:semiHidden="1" w:unhideWhenUsed="1"/>
+    <w:lsdException w:name="Hashtag" w:semiHidden="1" w:unhideWhenUsed="1"/>
+    <w:lsdException w:name="Unresolved Mention" w:semiHidden="1" w:unhideWhenUsed="1"/>
+    <w:lsdException w:name="Smart Link" w:semiHidden="1" w:unhideWhenUsed="1"/>
+  </w:latentStyles>
+  <w:style w:type="paragraph" w:default="1" w:styleId="Normale">
+    <w:name w:val="Normal"/>
+    <w:qFormat/>
+  </w:style>
+  <w:style w:type="character" w:default="1" w:styleId="Carpredefinitoparagrafo">
+    <w:name w:val="Default Paragraph Font"/>
+    <w:uiPriority w:val="1"/>
+    <w:semiHidden/>
+    <w:unhideWhenUsed/>
+  </w:style>
+  <w:style w:type="table" w:default="1" w:styleId="Tabellanormale">
+    <w:name w:val="Normal Table"/>
+    <w:uiPriority w:val="99"/>
+    <w:semiHidden/>
+    <w:unhideWhenUsed/>
+    <w:tblPr>
+      <w:tblInd w:w="0" w:type="dxa"/>
+      <w:tblCellMar>
+        <w:top w:w="0" w:type="dxa"/>
+        <w:left w:w="108" w:type="dxa"/>
+        <w:bottom w:w="0" w:type="dxa"/>
+        <w:right w:w="108" w:type="dxa"/>
+      </w:tblCellMar>
+    </w:tblPr>
+  </w:style>
+  <w:style w:type="numbering" w:default="1" w:styleId="Nessunelenco">
+    <w:name w:val="No List"/>
+    <w:uiPriority w:val="99"/>
+    <w:semiHidden/>
+    <w:unhideWhenUsed/>
+  </w:style>
+  <w:style w:type="paragraph" w:customStyle="1" w:styleId="0259425A16CE4BA1A4EFE7C471B5A6B5">
+    <w:name w:val="0259425A16CE4BA1A4EFE7C471B5A6B5"/>
+    <w:rsid w:val="00B23F8C"/>
+  </w:style>
+</w:styles>
+</file>
+
+<file path=word/glossary/webSettings.xml><?xml version="1.0" encoding="utf-8"?>
+<w:webSettings xmlns:mc="http://schemas.openxmlformats.org/markup-compatibility/2006" xmlns:r="http://schemas.openxmlformats.org/officeDocument/2006/relationships" xmlns:w="http://schemas.openxmlformats.org/wordprocessingml/2006/main" xmlns:w14="http://schemas.microsoft.com/office/word/2010/wordml" xmlns:w15="http://schemas.microsoft.com/office/word/2012/wordml" xmlns:w16cex="http://schemas.microsoft.com/office/word/2018/wordml/cex" xmlns:w16cid="http://schemas.microsoft.com/office/word/2016/wordml/cid" xmlns:w16="http://schemas.microsoft.com/office/word/2018/wordml" xmlns:w16du="http://schemas.microsoft.com/office/word/2023/wordml/word16du" xmlns:w16sdtdh="http://schemas.microsoft.com/office/word/2020/wordml/sdtdatahash" xmlns:w16sdtfl="http://schemas.microsoft.com/office/word/2024/wordml/sdtformatlock" xmlns:w16se="http://schemas.microsoft.com/office/word/2015/wordml/symex" mc:Ignorable="w14 w15 w16se w16cid w16 w16cex w16sdtdh w16sdtfl w16du">
+  <w:optimizeForBrowser/>
+  <w:allowPNG/>
+</w:webSettings>
 </file>
 
 <file path=word/theme/theme1.xml><?xml version="1.0" encoding="utf-8"?>
